--- a/Bao_cao_do_an_Finetune_GLM_OCR_Tieng_Viet.docx
+++ b/Bao_cao_do_an_Finetune_GLM_OCR_Tieng_Viet.docx
@@ -71,9 +71,9 @@
         <w:rPr>
           <w:rFonts w:ascii="Times New Roman" w:hAnsi="Times New Roman"/>
           <w:b/>
-          <w:sz w:val="44"/>
+          <w:sz w:val="40"/>
         </w:rPr>
-        <w:t>FINE-TUNE MÔ HÌNH GLM-OCR</w:t>
+        <w:t>NGHIÊN CỨU MÔ HÌNH LIGHTWEIGHT MLLM</w:t>
       </w:r>
     </w:p>
     <w:p>
@@ -85,9 +85,9 @@
         <w:rPr>
           <w:rFonts w:ascii="Times New Roman" w:hAnsi="Times New Roman"/>
           <w:b/>
-          <w:sz w:val="44"/>
+          <w:sz w:val="40"/>
         </w:rPr>
-        <w:t>CHO NHẬN DIỆN DẤU TIẾNG VIỆT</w:t>
+        <w:t>CHO OCR TIẾNG VIỆT</w:t>
       </w:r>
     </w:p>
     <w:p/>
@@ -102,7 +102,7 @@
           <w:b w:val="0"/>
           <w:sz w:val="26"/>
         </w:rPr>
-        <w:t>Vietnamese Diacritical Mark Recognition via GLM-OCR Fine-Tuning</w:t>
+        <w:t>Research on Lightweight Multimodal Large Language Models</w:t>
       </w:r>
     </w:p>
     <w:p/>
@@ -110,63 +110,69 @@
     <w:p/>
     <w:p>
       <w:pPr>
-        <w:ind w:left="2268"/>
-        <w:jc w:val="left"/>
+        <w:spacing w:after="120"/>
+        <w:jc w:val="center"/>
       </w:pPr>
       <w:r>
         <w:rPr>
           <w:rFonts w:ascii="Times New Roman" w:hAnsi="Times New Roman"/>
           <w:b/>
-          <w:sz w:val="28"/>
+          <w:sz w:val="26"/>
         </w:rPr>
-        <w:t xml:space="preserve">Sinh viên thực hiện: </w:t>
+        <w:t>Nhóm sinh viên thực hiện:</w:t>
       </w:r>
+    </w:p>
+    <w:p>
+      <w:pPr>
+        <w:spacing w:after="40"/>
+        <w:jc w:val="center"/>
+      </w:pPr>
       <w:r>
         <w:rPr>
           <w:rFonts w:ascii="Times New Roman" w:hAnsi="Times New Roman"/>
-          <w:sz w:val="28"/>
+          <w:sz w:val="26"/>
         </w:rPr>
-        <w:t>Nguyễn Tuấn Dũng</w:t>
+        <w:t>250201052  –  Nguyễn Tuấn Dũng</w:t>
       </w:r>
     </w:p>
     <w:p>
       <w:pPr>
-        <w:ind w:left="2268"/>
-        <w:jc w:val="left"/>
+        <w:spacing w:after="40"/>
+        <w:jc w:val="center"/>
+      </w:pPr>
+      <w:r>
+        <w:rPr>
+          <w:rFonts w:ascii="Times New Roman" w:hAnsi="Times New Roman"/>
+          <w:sz w:val="26"/>
+        </w:rPr>
+        <w:t>250201068  –  Nguyễn Trọng Kiên</w:t>
+      </w:r>
+    </w:p>
+    <w:p>
+      <w:pPr>
+        <w:spacing w:after="40"/>
+        <w:jc w:val="center"/>
+      </w:pPr>
+      <w:r>
+        <w:rPr>
+          <w:rFonts w:ascii="Times New Roman" w:hAnsi="Times New Roman"/>
+          <w:sz w:val="26"/>
+        </w:rPr>
+        <w:t>250201072  –  Phạm Nhật Linh</w:t>
+      </w:r>
+    </w:p>
+    <w:p/>
+    <w:p>
+      <w:pPr>
+        <w:jc w:val="center"/>
       </w:pPr>
       <w:r>
         <w:rPr>
           <w:rFonts w:ascii="Times New Roman" w:hAnsi="Times New Roman"/>
           <w:b/>
-          <w:sz w:val="28"/>
-        </w:rPr>
-        <w:t xml:space="preserve">MSSV: </w:t>
-      </w:r>
-      <w:r>
-        <w:rPr>
-          <w:rFonts w:ascii="Times New Roman" w:hAnsi="Times New Roman"/>
-          <w:sz w:val="28"/>
-        </w:rPr>
-      </w:r>
-    </w:p>
-    <w:p>
-      <w:pPr>
-        <w:ind w:left="2268"/>
-        <w:jc w:val="left"/>
-      </w:pPr>
-      <w:r>
-        <w:rPr>
-          <w:rFonts w:ascii="Times New Roman" w:hAnsi="Times New Roman"/>
-          <w:b/>
-          <w:sz w:val="28"/>
+          <w:sz w:val="26"/>
         </w:rPr>
         <w:t xml:space="preserve">Giảng viên hướng dẫn: </w:t>
-      </w:r>
-      <w:r>
-        <w:rPr>
-          <w:rFonts w:ascii="Times New Roman" w:hAnsi="Times New Roman"/>
-          <w:sz w:val="28"/>
-        </w:rPr>
       </w:r>
     </w:p>
     <w:p/>
@@ -239,7 +245,7 @@
           <w:rFonts w:ascii="Times New Roman" w:hAnsi="Times New Roman"/>
           <w:sz w:val="26"/>
         </w:rPr>
-        <w:t xml:space="preserve">  1.2. Mục tiêu đồ án</w:t>
+        <w:t xml:space="preserve">  1.2. Tình hình nghiên cứu VLM cho OCR</w:t>
       </w:r>
     </w:p>
     <w:p>
@@ -251,7 +257,19 @@
           <w:rFonts w:ascii="Times New Roman" w:hAnsi="Times New Roman"/>
           <w:sz w:val="26"/>
         </w:rPr>
-        <w:t xml:space="preserve">  1.3. Phạm vi nghiên cứu</w:t>
+        <w:t xml:space="preserve">  1.3. Mục tiêu đồ án</w:t>
+      </w:r>
+    </w:p>
+    <w:p>
+      <w:pPr>
+        <w:spacing w:after="40"/>
+      </w:pPr>
+      <w:r>
+        <w:rPr>
+          <w:rFonts w:ascii="Times New Roman" w:hAnsi="Times New Roman"/>
+          <w:sz w:val="26"/>
+        </w:rPr>
+        <w:t xml:space="preserve">  1.4. Phạm vi nghiên cứu</w:t>
       </w:r>
     </w:p>
     <w:p>
@@ -264,7 +282,7 @@
           <w:b/>
           <w:sz w:val="26"/>
         </w:rPr>
-        <w:t>Chương 2. Tổng quan kiến trúc</w:t>
+        <w:t>Chương 2. Giới thiệu về GLM-OCR</w:t>
       </w:r>
     </w:p>
     <w:p>
@@ -276,7 +294,7 @@
           <w:rFonts w:ascii="Times New Roman" w:hAnsi="Times New Roman"/>
           <w:sz w:val="26"/>
         </w:rPr>
-        <w:t xml:space="preserve">  2.1. Mô hình GLM-OCR</w:t>
+        <w:t xml:space="preserve">  2.1. Tổng quan kiến trúc GLM-OCR</w:t>
       </w:r>
     </w:p>
     <w:p>
@@ -288,7 +306,7 @@
           <w:rFonts w:ascii="Times New Roman" w:hAnsi="Times New Roman"/>
           <w:sz w:val="26"/>
         </w:rPr>
-        <w:t xml:space="preserve">  2.2. Phương pháp LoRA</w:t>
+        <w:t xml:space="preserve">  2.2. Visual Encoder — CogViT</w:t>
       </w:r>
     </w:p>
     <w:p>
@@ -300,7 +318,31 @@
           <w:rFonts w:ascii="Times New Roman" w:hAnsi="Times New Roman"/>
           <w:sz w:val="26"/>
         </w:rPr>
-        <w:t xml:space="preserve">  2.3. Two-Stage Curriculum Learning</w:t>
+        <w:t xml:space="preserve">  2.3. Cross-Modal Connector</w:t>
+      </w:r>
+    </w:p>
+    <w:p>
+      <w:pPr>
+        <w:spacing w:after="40"/>
+      </w:pPr>
+      <w:r>
+        <w:rPr>
+          <w:rFonts w:ascii="Times New Roman" w:hAnsi="Times New Roman"/>
+          <w:sz w:val="26"/>
+        </w:rPr>
+        <w:t xml:space="preserve">  2.4. Language Decoder với Multi-Token Prediction</w:t>
+      </w:r>
+    </w:p>
+    <w:p>
+      <w:pPr>
+        <w:spacing w:after="40"/>
+      </w:pPr>
+      <w:r>
+        <w:rPr>
+          <w:rFonts w:ascii="Times New Roman" w:hAnsi="Times New Roman"/>
+          <w:sz w:val="26"/>
+        </w:rPr>
+        <w:t xml:space="preserve">  2.5. Two-Stage Pipeline hệ thống</w:t>
       </w:r>
     </w:p>
     <w:p>
@@ -313,7 +355,7 @@
           <w:b/>
           <w:sz w:val="26"/>
         </w:rPr>
-        <w:t>Chương 3. Xây dựng dữ liệu huấn luyện</w:t>
+        <w:t>Chương 3. Phương pháp Fine-tune</w:t>
       </w:r>
     </w:p>
     <w:p>
@@ -325,7 +367,7 @@
           <w:rFonts w:ascii="Times New Roman" w:hAnsi="Times New Roman"/>
           <w:sz w:val="26"/>
         </w:rPr>
-        <w:t xml:space="preserve">  3.1. Từ điển tiếng Việt</w:t>
+        <w:t xml:space="preserve">  3.1. Phương pháp LoRA</w:t>
       </w:r>
     </w:p>
     <w:p>
@@ -337,7 +379,7 @@
           <w:rFonts w:ascii="Times New Roman" w:hAnsi="Times New Roman"/>
           <w:sz w:val="26"/>
         </w:rPr>
-        <w:t xml:space="preserve">  3.2. Sinh dữ liệu Synthetic (Stage 1)</w:t>
+        <w:t xml:space="preserve">  3.2. Two-Stage Curriculum Learning</w:t>
       </w:r>
     </w:p>
     <w:p>
@@ -349,7 +391,7 @@
           <w:rFonts w:ascii="Times New Roman" w:hAnsi="Times New Roman"/>
           <w:sz w:val="26"/>
         </w:rPr>
-        <w:t xml:space="preserve">  3.3. Crawler tin tức (Stage 2)</w:t>
+        <w:t xml:space="preserve">  3.3. Xây dựng từ điển tiếng Việt</w:t>
       </w:r>
     </w:p>
     <w:p>
@@ -361,7 +403,31 @@
           <w:rFonts w:ascii="Times New Roman" w:hAnsi="Times New Roman"/>
           <w:sz w:val="26"/>
         </w:rPr>
-        <w:t xml:space="preserve">  3.4. Augmentation</w:t>
+        <w:t xml:space="preserve">  3.4. Sinh dữ liệu Synthetic (Stage 1)</w:t>
+      </w:r>
+    </w:p>
+    <w:p>
+      <w:pPr>
+        <w:spacing w:after="40"/>
+      </w:pPr>
+      <w:r>
+        <w:rPr>
+          <w:rFonts w:ascii="Times New Roman" w:hAnsi="Times New Roman"/>
+          <w:sz w:val="26"/>
+        </w:rPr>
+        <w:t xml:space="preserve">  3.5. Crawler tin tức (Stage 2)</w:t>
+      </w:r>
+    </w:p>
+    <w:p>
+      <w:pPr>
+        <w:spacing w:after="40"/>
+      </w:pPr>
+      <w:r>
+        <w:rPr>
+          <w:rFonts w:ascii="Times New Roman" w:hAnsi="Times New Roman"/>
+          <w:sz w:val="26"/>
+        </w:rPr>
+        <w:t xml:space="preserve">  3.6. Data Augmentation</w:t>
       </w:r>
     </w:p>
     <w:p>
@@ -386,7 +452,7 @@
           <w:rFonts w:ascii="Times New Roman" w:hAnsi="Times New Roman"/>
           <w:sz w:val="26"/>
         </w:rPr>
-        <w:t xml:space="preserve">  4.1. Cấu hình Stage 1</w:t>
+        <w:t xml:space="preserve">  4.1. Cấu hình Stage 1 — Line-level SFT</w:t>
       </w:r>
     </w:p>
     <w:p>
@@ -398,7 +464,7 @@
           <w:rFonts w:ascii="Times New Roman" w:hAnsi="Times New Roman"/>
           <w:sz w:val="26"/>
         </w:rPr>
-        <w:t xml:space="preserve">  4.2. Cấu hình Stage 2</w:t>
+        <w:t xml:space="preserve">  4.2. Cấu hình Stage 2 — Document-level SFT</w:t>
       </w:r>
     </w:p>
     <w:p>
@@ -422,7 +488,7 @@
           <w:rFonts w:ascii="Times New Roman" w:hAnsi="Times New Roman"/>
           <w:sz w:val="26"/>
         </w:rPr>
-        <w:t xml:space="preserve">  4.4. Tối ưu cho Google Colab</w:t>
+        <w:t xml:space="preserve">  4.4. Tối ưu cho Google Colab T4</w:t>
       </w:r>
     </w:p>
     <w:p>
@@ -447,7 +513,7 @@
           <w:rFonts w:ascii="Times New Roman" w:hAnsi="Times New Roman"/>
           <w:sz w:val="26"/>
         </w:rPr>
-        <w:t xml:space="preserve">  5.1. Metrics đánh giá</w:t>
+        <w:t xml:space="preserve">  5.1. Hệ thống đánh giá</w:t>
       </w:r>
     </w:p>
     <w:p>
@@ -471,7 +537,7 @@
           <w:rFonts w:ascii="Times New Roman" w:hAnsi="Times New Roman"/>
           <w:sz w:val="26"/>
         </w:rPr>
-        <w:t xml:space="preserve">  5.3. Model fine-tuned</w:t>
+        <w:t xml:space="preserve">  5.3. Mô hình đã fine-tune</w:t>
       </w:r>
     </w:p>
     <w:p>
@@ -496,7 +562,7 @@
           <w:rFonts w:ascii="Times New Roman" w:hAnsi="Times New Roman"/>
           <w:sz w:val="26"/>
         </w:rPr>
-        <w:t xml:space="preserve">  6.1. Merge LoRA</w:t>
+        <w:t xml:space="preserve">  6.1. Merge LoRA Adapter</w:t>
       </w:r>
     </w:p>
     <w:p>
@@ -508,7 +574,7 @@
           <w:rFonts w:ascii="Times New Roman" w:hAnsi="Times New Roman"/>
           <w:sz w:val="26"/>
         </w:rPr>
-        <w:t xml:space="preserve">  6.2. Inference local</w:t>
+        <w:t xml:space="preserve">  6.2. Inference Local</w:t>
       </w:r>
     </w:p>
     <w:p>
@@ -534,6 +600,42 @@
           <w:sz w:val="26"/>
         </w:rPr>
         <w:t>Chương 7. Kết luận</w:t>
+      </w:r>
+    </w:p>
+    <w:p>
+      <w:pPr>
+        <w:spacing w:after="40"/>
+      </w:pPr>
+      <w:r>
+        <w:rPr>
+          <w:rFonts w:ascii="Times New Roman" w:hAnsi="Times New Roman"/>
+          <w:sz w:val="26"/>
+        </w:rPr>
+        <w:t xml:space="preserve">  7.1. Tổng kết</w:t>
+      </w:r>
+    </w:p>
+    <w:p>
+      <w:pPr>
+        <w:spacing w:after="40"/>
+      </w:pPr>
+      <w:r>
+        <w:rPr>
+          <w:rFonts w:ascii="Times New Roman" w:hAnsi="Times New Roman"/>
+          <w:sz w:val="26"/>
+        </w:rPr>
+        <w:t xml:space="preserve">  7.2. Đóng góp chính</w:t>
+      </w:r>
+    </w:p>
+    <w:p>
+      <w:pPr>
+        <w:spacing w:after="40"/>
+      </w:pPr>
+      <w:r>
+        <w:rPr>
+          <w:rFonts w:ascii="Times New Roman" w:hAnsi="Times New Roman"/>
+          <w:sz w:val="26"/>
+        </w:rPr>
+        <w:t xml:space="preserve">  7.3. Hướng phát triển</w:t>
       </w:r>
     </w:p>
     <w:p>
@@ -582,7 +684,7 @@
           <w:b w:val="0"/>
           <w:sz w:val="26"/>
         </w:rPr>
-        <w:t>Trong những năm gần đây, các mô hình Vision-Language Model (VLM) đã đạt được những tiến bộ vượt bậc trong bài toán Optical Character Recognition (OCR). Tuy nhiên, đối với tiếng Việt — ngôn ngữ sử dụng hệ thống dấu thanh phức tạp với 5 thanh điệu và nhiều ký tự có dấu kép (ă, â, ê, ô, ơ, ư, đ) — các mô hình OCR hiện vẫn chưa đạt độ chính xác mong muốn. Đặc biệt, mô hình GLM-OCR của zai-org (~1.1 tỷ tham số), dù hoạt động rất tốt với tiếng Anh và tiếng Trung, lại nhận diện kém các dấu tiếng Việt, dẫn đến sai lệch nghĩa nghiêm trọng trong văn bản.</w:t>
+        <w:t>Optical Character Recognition (OCR) là một trong những bài toán nền tảng và quan trọng nhất trong lĩnh vực xử lý tài liệu số hóa. Trong những năm gần đây, sự phát triển của các mô hình Vision-Language (VLM) đã tạo ra bước ngoặt lớn trong lĩnh vực này, chuyển từ các hệ thống pipeline truyền thống sang các mô hình end-to-end có khả năng hiểu ngữ nghĩa trực tiếp từ hình ảnh tài liệu.</w:t>
       </w:r>
     </w:p>
     <w:p>
@@ -597,15 +699,7 @@
           <w:b w:val="0"/>
           <w:sz w:val="26"/>
         </w:rPr>
-        <w:t>Sự khó khăn của tiếng Việt trong OCR xuất phát từ đặc thù ngôn ngữ: một ký tự có thể mang nhiều dấu kết hợp (ví dụ: ố, ệ, ẫ), và việc phân biệt các dấu có hình thức tương tự nhau (hỏi – ngã, sắc – nặng) đòi hỏi độ chi tiết thị giác rất cao. Ngoài ra, vấn đề "hallucination" — mô hình tự thêm dấu vào text vốn không có dấu — cũng là một thách thức lớn cần giải quyết.</w:t>
-      </w:r>
-    </w:p>
-    <w:p>
-      <w:pPr>
-        <w:pStyle w:val="Heading2"/>
-      </w:pPr>
-      <w:r>
-        <w:t>1.2. Mục tiêu đồ án</w:t>
+        <w:t>Tiếng Việt là ngôn ngữ sử dụng hệ thống dấu thanh phức tạp với 5 thanh điệu (ngang, sắc, huyền, hỏi, ngã, nặng) và nhiều ký tự có dấu kép (ă, â, ê, ô, ơ, ư, đ). Việc nhận diện chính xác các dấu thanh là đặc biệt quan trọng vì sai một dấu có thể thay đổi hoàn toàn ý nghĩa của từ. Ví dụ: "ma" (ma quỷ), "má" (mẹ), "mà" (liên từ), "mả" (mồ mả), "mã" (mã hàng), "mạ" (giống lúa) — sáu từ chỉ khác nhau ở dấu thanh nhưng mang ý nghĩa hoàn toàn khác biệt.</w:t>
       </w:r>
     </w:p>
     <w:p>
@@ -620,7 +714,396 @@
           <w:b w:val="0"/>
           <w:sz w:val="26"/>
         </w:rPr>
-        <w:t>Đồ án này nhằm mục đích:</w:t>
+        <w:t>Các mô hình OCR hiện tại, bao gồm cả GLM-OCR của zai-org (~0.9 tỷ tham số), dù hoạt động rất tốt với tiếng Anh và tiếng Trung, lại nhận diện kém các dấu tiếng Việt. Nguyên nhân chính là do tập dữ liệu pre-train của các mô hình này thiếu vắng dữ liệu tiếng Việt chất lượng cao, đặc biệt là các mẫu có chứa dấu thanh phức tạp.</w:t>
+      </w:r>
+    </w:p>
+    <w:p>
+      <w:pPr>
+        <w:pStyle w:val="Heading2"/>
+      </w:pPr>
+      <w:r>
+        <w:t>1.2. Tình hình nghiên cứu VLM cho OCR</w:t>
+      </w:r>
+    </w:p>
+    <w:p>
+      <w:pPr>
+        <w:spacing w:after="80" w:line="360" w:lineRule="auto"/>
+        <w:ind w:firstLine="720"/>
+        <w:jc w:val="both"/>
+      </w:pPr>
+      <w:r>
+        <w:rPr>
+          <w:rFonts w:ascii="Times New Roman" w:hAnsi="Times New Roman"/>
+          <w:b w:val="0"/>
+          <w:sz w:val="26"/>
+        </w:rPr>
+        <w:t>Lĩnh vực OCR đã trải qua sự chuyển đổi lớn từ các hệ thống pipeline truyền thống sang các mô hình Vision-Language end-to-end. Hình 1.1 minh họa quá trình tiến hóa này.</w:t>
+      </w:r>
+    </w:p>
+    <w:p>
+      <w:pPr>
+        <w:spacing w:before="120" w:after="40"/>
+        <w:jc w:val="center"/>
+      </w:pPr>
+      <w:r>
+        <w:drawing>
+          <wp:inline xmlns:a="http://schemas.openxmlformats.org/drawingml/2006/main" xmlns:pic="http://schemas.openxmlformats.org/drawingml/2006/picture">
+            <wp:extent cx="5040000" cy="5040000"/>
+            <wp:docPr id="1" name="Picture 1"/>
+            <wp:cNvGraphicFramePr>
+              <a:graphicFrameLocks noChangeAspect="1"/>
+            </wp:cNvGraphicFramePr>
+            <a:graphic>
+              <a:graphicData uri="http://schemas.openxmlformats.org/drawingml/2006/picture">
+                <pic:pic>
+                  <pic:nvPicPr>
+                    <pic:cNvPr id="0" name="vlm_ocr_evolution.png"/>
+                    <pic:cNvPicPr/>
+                  </pic:nvPicPr>
+                  <pic:blipFill>
+                    <a:blip r:embed="rId9"/>
+                    <a:stretch>
+                      <a:fillRect/>
+                    </a:stretch>
+                  </pic:blipFill>
+                  <pic:spPr>
+                    <a:xfrm>
+                      <a:off x="0" y="0"/>
+                      <a:ext cx="5040000" cy="5040000"/>
+                    </a:xfrm>
+                    <a:prstGeom prst="rect"/>
+                  </pic:spPr>
+                </pic:pic>
+              </a:graphicData>
+            </a:graphic>
+          </wp:inline>
+        </w:drawing>
+      </w:r>
+    </w:p>
+    <w:p>
+      <w:pPr>
+        <w:spacing w:after="160"/>
+        <w:jc w:val="center"/>
+      </w:pPr>
+      <w:r>
+        <w:rPr>
+          <w:rFonts w:ascii="Times New Roman" w:hAnsi="Times New Roman"/>
+          <w:i/>
+          <w:sz w:val="22"/>
+        </w:rPr>
+        <w:t>Hình 1.1: Tiến hóa của công nghệ OCR từ pipeline truyền thống sang VLM chuyên dụng</w:t>
+      </w:r>
+    </w:p>
+    <w:p>
+      <w:pPr>
+        <w:spacing w:after="80" w:line="360" w:lineRule="auto"/>
+        <w:ind w:firstLine="720"/>
+        <w:jc w:val="both"/>
+      </w:pPr>
+      <w:r>
+        <w:rPr>
+          <w:rFonts w:ascii="Times New Roman" w:hAnsi="Times New Roman"/>
+          <w:b w:val="0"/>
+          <w:sz w:val="26"/>
+        </w:rPr>
+        <w:t>Giai đoạn 1 — OCR truyền thống (2010s): Các hệ thống như Tesseract, PaddleOCR sử dụng pipeline nhiều bước: phát hiện vùng text → phân đoạn → nhận dạng ký tự. Mặc dù hiệu quả với văn bản in đơn giản, các hệ thống này gặp khó khăn với layout phức tạp, thứ tự đọc, và các phần tử phi text như bảng biểu, công thức.</w:t>
+      </w:r>
+    </w:p>
+    <w:p>
+      <w:pPr>
+        <w:spacing w:after="80" w:line="360" w:lineRule="auto"/>
+        <w:ind w:firstLine="720"/>
+        <w:jc w:val="both"/>
+      </w:pPr>
+      <w:r>
+        <w:rPr>
+          <w:rFonts w:ascii="Times New Roman" w:hAnsi="Times New Roman"/>
+          <w:b w:val="0"/>
+          <w:sz w:val="26"/>
+        </w:rPr>
+        <w:t>Giai đoạn 2 — VLM tổng quát (2023-2024): Các mô hình như Qwen2-VL, GPT-4o, Gemini 2.0 đưa OCR về bài toán hiểu ngữ nghĩa thống nhất, xử lý tài liệu trong một pass duy nhất. Tuy nhiên, các mô hình tổng quát này thường cồng kềnh (7B-70B tham số), tốn tài nguyên và chưa tối ưu cho bài toán OCR chuyên biệt.</w:t>
+      </w:r>
+    </w:p>
+    <w:p>
+      <w:pPr>
+        <w:spacing w:after="80" w:line="360" w:lineRule="auto"/>
+        <w:ind w:firstLine="720"/>
+        <w:jc w:val="both"/>
+      </w:pPr>
+      <w:r>
+        <w:rPr>
+          <w:rFonts w:ascii="Times New Roman" w:hAnsi="Times New Roman"/>
+          <w:b w:val="0"/>
+          <w:sz w:val="26"/>
+        </w:rPr>
+        <w:t>Giai đoạn 3 — VLM chuyên dụng cho OCR (2025-2026): Sự ra đời của các mô hình compact như GLM-OCR (0.9B), OlmOCR-2 (8B), dots.ocr (3B), Chandra (9B) đánh dấu xu hướng tối ưu cho document understanding. Các mô hình này kết hợp hiệu quả tính toán với hiệu năng nhận diện cạnh tranh, phù hợp cả cho edge deployment lẫn hệ thống production lớn.</w:t>
+      </w:r>
+    </w:p>
+    <w:tbl>
+      <w:tblPr>
+        <w:tblStyle w:val="TableGrid"/>
+        <w:tblW w:type="auto" w:w="0"/>
+        <w:jc w:val="center"/>
+        <w:tblLook w:firstColumn="1" w:firstRow="1" w:lastColumn="0" w:lastRow="0" w:noHBand="0" w:noVBand="1" w:val="04A0"/>
+      </w:tblPr>
+      <w:tblGrid>
+        <w:gridCol w:w="3009"/>
+        <w:gridCol w:w="3009"/>
+        <w:gridCol w:w="3009"/>
+      </w:tblGrid>
+      <w:tr>
+        <w:tc>
+          <w:tcPr>
+            <w:tcW w:type="dxa" w:w="1984"/>
+            <w:shd w:fill="D9E2F3"/>
+          </w:tcPr>
+          <w:p>
+            <w:pPr>
+              <w:jc w:val="center"/>
+            </w:pPr>
+            <w:r/>
+            <w:r>
+              <w:rPr>
+                <w:rFonts w:ascii="Times New Roman" w:hAnsi="Times New Roman"/>
+                <w:b/>
+                <w:sz w:val="24"/>
+              </w:rPr>
+              <w:t>Loại mô hình</w:t>
+            </w:r>
+          </w:p>
+        </w:tc>
+        <w:tc>
+          <w:tcPr>
+            <w:tcW w:type="dxa" w:w="2835"/>
+            <w:shd w:fill="D9E2F3"/>
+          </w:tcPr>
+          <w:p>
+            <w:pPr>
+              <w:jc w:val="center"/>
+            </w:pPr>
+            <w:r/>
+            <w:r>
+              <w:rPr>
+                <w:rFonts w:ascii="Times New Roman" w:hAnsi="Times New Roman"/>
+                <w:b/>
+                <w:sz w:val="24"/>
+              </w:rPr>
+              <w:t>Ví dụ</w:t>
+            </w:r>
+          </w:p>
+        </w:tc>
+        <w:tc>
+          <w:tcPr>
+            <w:tcW w:type="dxa" w:w="4252"/>
+            <w:shd w:fill="D9E2F3"/>
+          </w:tcPr>
+          <w:p>
+            <w:pPr>
+              <w:jc w:val="center"/>
+            </w:pPr>
+            <w:r/>
+            <w:r>
+              <w:rPr>
+                <w:rFonts w:ascii="Times New Roman" w:hAnsi="Times New Roman"/>
+                <w:b/>
+                <w:sz w:val="24"/>
+              </w:rPr>
+              <w:t>Đặc điểm</w:t>
+            </w:r>
+          </w:p>
+        </w:tc>
+      </w:tr>
+      <w:tr>
+        <w:tc>
+          <w:tcPr>
+            <w:tcW w:type="dxa" w:w="1984"/>
+          </w:tcPr>
+          <w:p>
+            <w:pPr>
+              <w:jc w:val="left"/>
+            </w:pPr>
+            <w:r/>
+            <w:r>
+              <w:rPr>
+                <w:rFonts w:ascii="Times New Roman" w:hAnsi="Times New Roman"/>
+                <w:sz w:val="24"/>
+              </w:rPr>
+              <w:t>VLM Tổng quát</w:t>
+            </w:r>
+          </w:p>
+        </w:tc>
+        <w:tc>
+          <w:tcPr>
+            <w:tcW w:type="dxa" w:w="2835"/>
+          </w:tcPr>
+          <w:p>
+            <w:pPr>
+              <w:jc w:val="left"/>
+            </w:pPr>
+            <w:r/>
+            <w:r>
+              <w:rPr>
+                <w:rFonts w:ascii="Times New Roman" w:hAnsi="Times New Roman"/>
+                <w:sz w:val="24"/>
+              </w:rPr>
+              <w:t>Qwen2.5-VL, GPT-4o, Gemini 2.5</w:t>
+            </w:r>
+          </w:p>
+        </w:tc>
+        <w:tc>
+          <w:tcPr>
+            <w:tcW w:type="dxa" w:w="4252"/>
+          </w:tcPr>
+          <w:p>
+            <w:pPr>
+              <w:jc w:val="left"/>
+            </w:pPr>
+            <w:r/>
+            <w:r>
+              <w:rPr>
+                <w:rFonts w:ascii="Times New Roman" w:hAnsi="Times New Roman"/>
+                <w:sz w:val="24"/>
+              </w:rPr>
+              <w:t>Khả năng reasoning mạnh, context dài, tốn tài nguyên</w:t>
+            </w:r>
+          </w:p>
+        </w:tc>
+      </w:tr>
+      <w:tr>
+        <w:tc>
+          <w:tcPr>
+            <w:tcW w:type="dxa" w:w="1984"/>
+          </w:tcPr>
+          <w:p>
+            <w:pPr>
+              <w:jc w:val="left"/>
+            </w:pPr>
+            <w:r/>
+            <w:r>
+              <w:rPr>
+                <w:rFonts w:ascii="Times New Roman" w:hAnsi="Times New Roman"/>
+                <w:sz w:val="24"/>
+              </w:rPr>
+              <w:t>VLM chuyên OCR</w:t>
+            </w:r>
+          </w:p>
+        </w:tc>
+        <w:tc>
+          <w:tcPr>
+            <w:tcW w:type="dxa" w:w="2835"/>
+          </w:tcPr>
+          <w:p>
+            <w:pPr>
+              <w:jc w:val="left"/>
+            </w:pPr>
+            <w:r/>
+            <w:r>
+              <w:rPr>
+                <w:rFonts w:ascii="Times New Roman" w:hAnsi="Times New Roman"/>
+                <w:sz w:val="24"/>
+              </w:rPr>
+              <w:t>GLM-OCR, OlmOCR-2, dots.ocr</w:t>
+            </w:r>
+          </w:p>
+        </w:tc>
+        <w:tc>
+          <w:tcPr>
+            <w:tcW w:type="dxa" w:w="4252"/>
+          </w:tcPr>
+          <w:p>
+            <w:pPr>
+              <w:jc w:val="left"/>
+            </w:pPr>
+            <w:r/>
+            <w:r>
+              <w:rPr>
+                <w:rFonts w:ascii="Times New Roman" w:hAnsi="Times New Roman"/>
+                <w:sz w:val="24"/>
+              </w:rPr>
+              <w:t>Tối ưu text extraction, layout analysis, output có cấu trúc</w:t>
+            </w:r>
+          </w:p>
+        </w:tc>
+      </w:tr>
+      <w:tr>
+        <w:tc>
+          <w:tcPr>
+            <w:tcW w:type="dxa" w:w="1984"/>
+          </w:tcPr>
+          <w:p>
+            <w:pPr>
+              <w:jc w:val="left"/>
+            </w:pPr>
+            <w:r/>
+            <w:r>
+              <w:rPr>
+                <w:rFonts w:ascii="Times New Roman" w:hAnsi="Times New Roman"/>
+                <w:sz w:val="24"/>
+              </w:rPr>
+              <w:t>Compact/Efficient</w:t>
+            </w:r>
+          </w:p>
+        </w:tc>
+        <w:tc>
+          <w:tcPr>
+            <w:tcW w:type="dxa" w:w="2835"/>
+          </w:tcPr>
+          <w:p>
+            <w:pPr>
+              <w:jc w:val="left"/>
+            </w:pPr>
+            <w:r/>
+            <w:r>
+              <w:rPr>
+                <w:rFonts w:ascii="Times New Roman" w:hAnsi="Times New Roman"/>
+                <w:sz w:val="24"/>
+              </w:rPr>
+              <w:t>GLM-OCR, PaddleOCR-VL</w:t>
+            </w:r>
+          </w:p>
+        </w:tc>
+        <w:tc>
+          <w:tcPr>
+            <w:tcW w:type="dxa" w:w="4252"/>
+          </w:tcPr>
+          <w:p>
+            <w:pPr>
+              <w:jc w:val="left"/>
+            </w:pPr>
+            <w:r/>
+            <w:r>
+              <w:rPr>
+                <w:rFonts w:ascii="Times New Roman" w:hAnsi="Times New Roman"/>
+                <w:sz w:val="24"/>
+              </w:rPr>
+              <w:t>&lt;1B tham số, phù hợp edge deployment</w:t>
+            </w:r>
+          </w:p>
+        </w:tc>
+      </w:tr>
+    </w:tbl>
+    <w:p/>
+    <w:p>
+      <w:pPr>
+        <w:pStyle w:val="Heading2"/>
+      </w:pPr>
+      <w:r>
+        <w:t>1.3. Mục tiêu đồ án</w:t>
+      </w:r>
+    </w:p>
+    <w:p>
+      <w:pPr>
+        <w:spacing w:after="80" w:line="360" w:lineRule="auto"/>
+        <w:ind w:firstLine="720"/>
+        <w:jc w:val="both"/>
+      </w:pPr>
+      <w:r>
+        <w:rPr>
+          <w:rFonts w:ascii="Times New Roman" w:hAnsi="Times New Roman"/>
+          <w:b w:val="0"/>
+          <w:sz w:val="26"/>
+        </w:rPr>
+        <w:t>Đồ án này nhằm nghiên cứu và áp dụng mô hình VLM (GLM-OCR) cho bài toán OCR tiếng Việt, với các mục tiêu cụ thể:</w:t>
       </w:r>
     </w:p>
     <w:p>
@@ -633,7 +1116,7 @@
           <w:rFonts w:ascii="Times New Roman" w:hAnsi="Times New Roman"/>
           <w:sz w:val="26"/>
         </w:rPr>
-        <w:t>Fine-tune mô hình GLM-OCR để nhận diện chính xác dấu tiếng Việt</w:t>
+        <w:t>Nghiên cứu kiến trúc GLM-OCR và phương pháp LoRA fine-tuning</w:t>
       </w:r>
     </w:p>
     <w:p>
@@ -646,7 +1129,7 @@
           <w:rFonts w:ascii="Times New Roman" w:hAnsi="Times New Roman"/>
           <w:sz w:val="26"/>
         </w:rPr>
-        <w:t>Xây dựng pipeline sinh dữ liệu synthetic chất lượng cao với augmentation đa dạng</w:t>
+        <w:t>Xây dựng pipeline sinh dữ liệu synthetic chất lượng cao cho tiếng Việt với augmentation đa dạng</w:t>
       </w:r>
     </w:p>
     <w:p>
@@ -706,7 +1189,7 @@
         <w:pStyle w:val="Heading2"/>
       </w:pPr>
       <w:r>
-        <w:t>1.3. Phạm vi nghiên cứu</w:t>
+        <w:t>1.4. Phạm vi nghiên cứu</w:t>
       </w:r>
     </w:p>
     <w:p>
@@ -734,7 +1217,7 @@
         <w:pStyle w:val="Heading1"/>
       </w:pPr>
       <w:r>
-        <w:t>Chương 2. Tổng quan kiến trúc</w:t>
+        <w:t>Chương 2. Giới thiệu về GLM-OCR</w:t>
       </w:r>
     </w:p>
     <w:p>
@@ -742,7 +1225,7 @@
         <w:pStyle w:val="Heading2"/>
       </w:pPr>
       <w:r>
-        <w:t>2.1. Mô hình GLM-OCR</w:t>
+        <w:t>2.1. Tổng quan kiến trúc GLM-OCR</w:t>
       </w:r>
     </w:p>
     <w:p>
@@ -757,216 +1240,9 @@
           <w:b w:val="0"/>
           <w:sz w:val="26"/>
         </w:rPr>
-        <w:t>GLM-OCR (GlmOcrForConditionalGeneration) là mô hình vision-language được phát triển bởi zai-org, kiến trúc encoder-decoder bao gồm ba thành phần chính:</w:t>
+        <w:t>GLM-OCR là mô hình multimodal compact được phát triển bởi Zhipu AI (Z.ai), được công bố trong bài báo kỹ thuật "GLM-OCR: An Efficient 0.9B-Parameter Compact Multimodal Model for Real-World Document Understanding" (arXiv:2603.10910, 2025). Với chỉ 0.9 tỷ tham số, GLM-OCR đạt được cân bằng tốt giữa hiệu quả tính toán và chất lượng nhận dạng, phù hợp cho cả edge deployment lẫn hệ thống production quy mô lớn.</w:t>
       </w:r>
     </w:p>
-    <w:tbl>
-      <w:tblPr>
-        <w:tblStyle w:val="TableGrid"/>
-        <w:tblW w:type="auto" w:w="0"/>
-        <w:jc w:val="center"/>
-        <w:tblLook w:firstColumn="1" w:firstRow="1" w:lastColumn="0" w:lastRow="0" w:noHBand="0" w:noVBand="1" w:val="04A0"/>
-      </w:tblPr>
-      <w:tblGrid>
-        <w:gridCol w:w="4513"/>
-        <w:gridCol w:w="4513"/>
-      </w:tblGrid>
-      <w:tr>
-        <w:tc>
-          <w:tcPr>
-            <w:tcW w:type="dxa" w:w="2268"/>
-            <w:shd w:fill="D9E2F3"/>
-          </w:tcPr>
-          <w:p>
-            <w:pPr>
-              <w:jc w:val="center"/>
-            </w:pPr>
-            <w:r/>
-            <w:r>
-              <w:rPr>
-                <w:rFonts w:ascii="Times New Roman" w:hAnsi="Times New Roman"/>
-                <w:b/>
-                <w:sz w:val="24"/>
-              </w:rPr>
-              <w:t>Thành phần</w:t>
-            </w:r>
-          </w:p>
-        </w:tc>
-        <w:tc>
-          <w:tcPr>
-            <w:tcW w:type="dxa" w:w="6803"/>
-            <w:shd w:fill="D9E2F3"/>
-          </w:tcPr>
-          <w:p>
-            <w:pPr>
-              <w:jc w:val="center"/>
-            </w:pPr>
-            <w:r/>
-            <w:r>
-              <w:rPr>
-                <w:rFonts w:ascii="Times New Roman" w:hAnsi="Times New Roman"/>
-                <w:b/>
-                <w:sz w:val="24"/>
-              </w:rPr>
-              <w:t>Chi tiết</w:t>
-            </w:r>
-          </w:p>
-        </w:tc>
-      </w:tr>
-      <w:tr>
-        <w:tc>
-          <w:tcPr>
-            <w:tcW w:type="dxa" w:w="2268"/>
-          </w:tcPr>
-          <w:p>
-            <w:pPr>
-              <w:jc w:val="left"/>
-            </w:pPr>
-            <w:r/>
-            <w:r>
-              <w:rPr>
-                <w:rFonts w:ascii="Times New Roman" w:hAnsi="Times New Roman"/>
-                <w:sz w:val="24"/>
-              </w:rPr>
-              <w:t>Vision Encoder (ViT)</w:t>
-            </w:r>
-          </w:p>
-        </w:tc>
-        <w:tc>
-          <w:tcPr>
-            <w:tcW w:type="dxa" w:w="6803"/>
-          </w:tcPr>
-          <w:p>
-            <w:pPr>
-              <w:jc w:val="left"/>
-            </w:pPr>
-            <w:r/>
-            <w:r>
-              <w:rPr>
-                <w:rFonts w:ascii="Times New Roman" w:hAnsi="Times New Roman"/>
-                <w:sz w:val="24"/>
-              </w:rPr>
-              <w:t>24 layers, hidden=1024, ảnh đầu vào 336×336, patch size=14, spatial merge=2</w:t>
-            </w:r>
-          </w:p>
-        </w:tc>
-      </w:tr>
-      <w:tr>
-        <w:tc>
-          <w:tcPr>
-            <w:tcW w:type="dxa" w:w="2268"/>
-          </w:tcPr>
-          <w:p>
-            <w:pPr>
-              <w:jc w:val="left"/>
-            </w:pPr>
-            <w:r/>
-            <w:r>
-              <w:rPr>
-                <w:rFonts w:ascii="Times New Roman" w:hAnsi="Times New Roman"/>
-                <w:sz w:val="24"/>
-              </w:rPr>
-              <w:t>Multi-modal Projector</w:t>
-            </w:r>
-          </w:p>
-        </w:tc>
-        <w:tc>
-          <w:tcPr>
-            <w:tcW w:type="dxa" w:w="6803"/>
-          </w:tcPr>
-          <w:p>
-            <w:pPr>
-              <w:jc w:val="left"/>
-            </w:pPr>
-            <w:r/>
-            <w:r>
-              <w:rPr>
-                <w:rFonts w:ascii="Times New Roman" w:hAnsi="Times New Roman"/>
-                <w:sz w:val="24"/>
-              </w:rPr>
-              <w:t>Cầu nối vision→language, ánh xạ feature visual sang không gian ngôn ngữ</w:t>
-            </w:r>
-          </w:p>
-        </w:tc>
-      </w:tr>
-      <w:tr>
-        <w:tc>
-          <w:tcPr>
-            <w:tcW w:type="dxa" w:w="2268"/>
-          </w:tcPr>
-          <w:p>
-            <w:pPr>
-              <w:jc w:val="left"/>
-            </w:pPr>
-            <w:r/>
-            <w:r>
-              <w:rPr>
-                <w:rFonts w:ascii="Times New Roman" w:hAnsi="Times New Roman"/>
-                <w:sz w:val="24"/>
-              </w:rPr>
-              <w:t>Language Model (LLM)</w:t>
-            </w:r>
-          </w:p>
-        </w:tc>
-        <w:tc>
-          <w:tcPr>
-            <w:tcW w:type="dxa" w:w="6803"/>
-          </w:tcPr>
-          <w:p>
-            <w:pPr>
-              <w:jc w:val="left"/>
-            </w:pPr>
-            <w:r/>
-            <w:r>
-              <w:rPr>
-                <w:rFonts w:ascii="Times New Roman" w:hAnsi="Times New Roman"/>
-                <w:sz w:val="24"/>
-              </w:rPr>
-              <w:t>16 layers, hidden=1536, 16 attention heads, GQA 8 KV heads, vocab=59,392</w:t>
-            </w:r>
-          </w:p>
-        </w:tc>
-      </w:tr>
-      <w:tr>
-        <w:tc>
-          <w:tcPr>
-            <w:tcW w:type="dxa" w:w="2268"/>
-          </w:tcPr>
-          <w:p>
-            <w:pPr>
-              <w:jc w:val="left"/>
-            </w:pPr>
-            <w:r/>
-            <w:r>
-              <w:rPr>
-                <w:rFonts w:ascii="Times New Roman" w:hAnsi="Times New Roman"/>
-                <w:sz w:val="24"/>
-              </w:rPr>
-              <w:t>Tổng tham số</w:t>
-            </w:r>
-          </w:p>
-        </w:tc>
-        <w:tc>
-          <w:tcPr>
-            <w:tcW w:type="dxa" w:w="6803"/>
-          </w:tcPr>
-          <w:p>
-            <w:pPr>
-              <w:jc w:val="left"/>
-            </w:pPr>
-            <w:r/>
-            <w:r>
-              <w:rPr>
-                <w:rFonts w:ascii="Times New Roman" w:hAnsi="Times New Roman"/>
-                <w:sz w:val="24"/>
-              </w:rPr>
-              <w:t>~1.1 tỷ (bfloat16)</w:t>
-            </w:r>
-          </w:p>
-        </w:tc>
-      </w:tr>
-    </w:tbl>
-    <w:p/>
     <w:p>
       <w:pPr>
         <w:spacing w:after="80" w:line="360" w:lineRule="auto"/>
@@ -979,15 +1255,69 @@
           <w:b w:val="0"/>
           <w:sz w:val="26"/>
         </w:rPr>
-        <w:t>Đặc điểm quan trọng của tokenizer GLM-OCR: vocab 59,392 tokens đã chứa các âm tiết tiếng Việt phổ biến, nhưng từ phức tạp (như "Nguyễn") vẫn bị tách thành 2-3 tokens. Điều này có nghĩa là Projector phải ánh xạ feature visual sang nhiều tokens, đòi hỏi khả năng phân biệt fine-grained ở cấp độ dấu.</w:t>
+        <w:t>Kiến trúc của GLM-OCR bao gồm ba thành phần chính: Visual Encoder (CogViT, 0.4B tham số), Cross-Modal Connector, và Language Decoder (GLM, 0.5B tham số). Hình 2.1 minh họa tổng quan kiến trúc của mô hình.</w:t>
       </w:r>
     </w:p>
     <w:p>
       <w:pPr>
+        <w:spacing w:before="120" w:after="40"/>
+        <w:jc w:val="center"/>
+      </w:pPr>
+      <w:r>
+        <w:drawing>
+          <wp:inline xmlns:a="http://schemas.openxmlformats.org/drawingml/2006/main" xmlns:pic="http://schemas.openxmlformats.org/drawingml/2006/picture">
+            <wp:extent cx="5040000" cy="5040000"/>
+            <wp:docPr id="2" name="Picture 2"/>
+            <wp:cNvGraphicFramePr>
+              <a:graphicFrameLocks noChangeAspect="1"/>
+            </wp:cNvGraphicFramePr>
+            <a:graphic>
+              <a:graphicData uri="http://schemas.openxmlformats.org/drawingml/2006/picture">
+                <pic:pic>
+                  <pic:nvPicPr>
+                    <pic:cNvPr id="0" name="glm_ocr_architecture.png"/>
+                    <pic:cNvPicPr/>
+                  </pic:nvPicPr>
+                  <pic:blipFill>
+                    <a:blip r:embed="rId10"/>
+                    <a:stretch>
+                      <a:fillRect/>
+                    </a:stretch>
+                  </pic:blipFill>
+                  <pic:spPr>
+                    <a:xfrm>
+                      <a:off x="0" y="0"/>
+                      <a:ext cx="5040000" cy="5040000"/>
+                    </a:xfrm>
+                    <a:prstGeom prst="rect"/>
+                  </pic:spPr>
+                </pic:pic>
+              </a:graphicData>
+            </a:graphic>
+          </wp:inline>
+        </w:drawing>
+      </w:r>
+    </w:p>
+    <w:p>
+      <w:pPr>
+        <w:spacing w:after="160"/>
+        <w:jc w:val="center"/>
+      </w:pPr>
+      <w:r>
+        <w:rPr>
+          <w:rFonts w:ascii="Times New Roman" w:hAnsi="Times New Roman"/>
+          <w:i/>
+          <w:sz w:val="22"/>
+        </w:rPr>
+        <w:t>Hình 2.1: Kiến trúc tổng quan của GLM-OCR — Pipeline xử lý tài liệu end-to-end</w:t>
+      </w:r>
+    </w:p>
+    <w:p>
+      <w:pPr>
         <w:pStyle w:val="Heading2"/>
       </w:pPr>
       <w:r>
-        <w:t>2.2. Phương pháp LoRA (Low-Rank Adaptation)</w:t>
+        <w:t>2.2. Visual Encoder — CogViT</w:t>
       </w:r>
     </w:p>
     <w:p>
@@ -1002,7 +1332,7 @@
           <w:b w:val="0"/>
           <w:sz w:val="26"/>
         </w:rPr>
-        <w:t>Thay vì fine-tune toàn bộ 1.1 tỷ tham số (tốn VRAM lớn), đồ án sử dụng LoRA — phương pháp chèn ma trận thấp rank vào các linear layers, chỉ cần huấn luyện ~7.5 triệu tham số (0.68% tổng số).</w:t>
+        <w:t>CogViT là backbone thị giác với 0.4 tỷ tham số, được pre-train trên dữ liệu image-text đại trà để trích xuất đặc trưng visual dày đặc từ layout tài liệu phức tạp, bảng biểu và công thức toán học. Thông số kỹ thuật:</w:t>
       </w:r>
     </w:p>
     <w:tbl>
@@ -1033,7 +1363,7 @@
                 <w:b/>
                 <w:sz w:val="24"/>
               </w:rPr>
-              <w:t>Tham số LoRA</w:t>
+              <w:t>Thông số</w:t>
             </w:r>
           </w:p>
         </w:tc>
@@ -1073,7 +1403,197 @@
                 <w:rFonts w:ascii="Times New Roman" w:hAnsi="Times New Roman"/>
                 <w:sz w:val="24"/>
               </w:rPr>
-              <w:t>Rank (r)</w:t>
+              <w:t>Số layers</w:t>
+            </w:r>
+          </w:p>
+        </w:tc>
+        <w:tc>
+          <w:tcPr>
+            <w:tcW w:type="dxa" w:w="6236"/>
+          </w:tcPr>
+          <w:p>
+            <w:pPr>
+              <w:jc w:val="left"/>
+            </w:pPr>
+            <w:r/>
+            <w:r>
+              <w:rPr>
+                <w:rFonts w:ascii="Times New Roman" w:hAnsi="Times New Roman"/>
+                <w:sz w:val="24"/>
+              </w:rPr>
+              <w:t>24</w:t>
+            </w:r>
+          </w:p>
+        </w:tc>
+      </w:tr>
+      <w:tr>
+        <w:tc>
+          <w:tcPr>
+            <w:tcW w:type="dxa" w:w="2835"/>
+          </w:tcPr>
+          <w:p>
+            <w:pPr>
+              <w:jc w:val="left"/>
+            </w:pPr>
+            <w:r/>
+            <w:r>
+              <w:rPr>
+                <w:rFonts w:ascii="Times New Roman" w:hAnsi="Times New Roman"/>
+                <w:sz w:val="24"/>
+              </w:rPr>
+              <w:t>Hidden size</w:t>
+            </w:r>
+          </w:p>
+        </w:tc>
+        <w:tc>
+          <w:tcPr>
+            <w:tcW w:type="dxa" w:w="6236"/>
+          </w:tcPr>
+          <w:p>
+            <w:pPr>
+              <w:jc w:val="left"/>
+            </w:pPr>
+            <w:r/>
+            <w:r>
+              <w:rPr>
+                <w:rFonts w:ascii="Times New Roman" w:hAnsi="Times New Roman"/>
+                <w:sz w:val="24"/>
+              </w:rPr>
+              <w:t>1024</w:t>
+            </w:r>
+          </w:p>
+        </w:tc>
+      </w:tr>
+      <w:tr>
+        <w:tc>
+          <w:tcPr>
+            <w:tcW w:type="dxa" w:w="2835"/>
+          </w:tcPr>
+          <w:p>
+            <w:pPr>
+              <w:jc w:val="left"/>
+            </w:pPr>
+            <w:r/>
+            <w:r>
+              <w:rPr>
+                <w:rFonts w:ascii="Times New Roman" w:hAnsi="Times New Roman"/>
+                <w:sz w:val="24"/>
+              </w:rPr>
+              <w:t>Kích thước ảnh đầu vào</w:t>
+            </w:r>
+          </w:p>
+        </w:tc>
+        <w:tc>
+          <w:tcPr>
+            <w:tcW w:type="dxa" w:w="6236"/>
+          </w:tcPr>
+          <w:p>
+            <w:pPr>
+              <w:jc w:val="left"/>
+            </w:pPr>
+            <w:r/>
+            <w:r>
+              <w:rPr>
+                <w:rFonts w:ascii="Times New Roman" w:hAnsi="Times New Roman"/>
+                <w:sz w:val="24"/>
+              </w:rPr>
+              <w:t>336 × 336 pixels</w:t>
+            </w:r>
+          </w:p>
+        </w:tc>
+      </w:tr>
+      <w:tr>
+        <w:tc>
+          <w:tcPr>
+            <w:tcW w:type="dxa" w:w="2835"/>
+          </w:tcPr>
+          <w:p>
+            <w:pPr>
+              <w:jc w:val="left"/>
+            </w:pPr>
+            <w:r/>
+            <w:r>
+              <w:rPr>
+                <w:rFonts w:ascii="Times New Roman" w:hAnsi="Times New Roman"/>
+                <w:sz w:val="24"/>
+              </w:rPr>
+              <w:t>Patch size</w:t>
+            </w:r>
+          </w:p>
+        </w:tc>
+        <w:tc>
+          <w:tcPr>
+            <w:tcW w:type="dxa" w:w="6236"/>
+          </w:tcPr>
+          <w:p>
+            <w:pPr>
+              <w:jc w:val="left"/>
+            </w:pPr>
+            <w:r/>
+            <w:r>
+              <w:rPr>
+                <w:rFonts w:ascii="Times New Roman" w:hAnsi="Times New Roman"/>
+                <w:sz w:val="24"/>
+              </w:rPr>
+              <w:t>14 × 14</w:t>
+            </w:r>
+          </w:p>
+        </w:tc>
+      </w:tr>
+      <w:tr>
+        <w:tc>
+          <w:tcPr>
+            <w:tcW w:type="dxa" w:w="2835"/>
+          </w:tcPr>
+          <w:p>
+            <w:pPr>
+              <w:jc w:val="left"/>
+            </w:pPr>
+            <w:r/>
+            <w:r>
+              <w:rPr>
+                <w:rFonts w:ascii="Times New Roman" w:hAnsi="Times New Roman"/>
+                <w:sz w:val="24"/>
+              </w:rPr>
+              <w:t>Spatial merge size</w:t>
+            </w:r>
+          </w:p>
+        </w:tc>
+        <w:tc>
+          <w:tcPr>
+            <w:tcW w:type="dxa" w:w="6236"/>
+          </w:tcPr>
+          <w:p>
+            <w:pPr>
+              <w:jc w:val="left"/>
+            </w:pPr>
+            <w:r/>
+            <w:r>
+              <w:rPr>
+                <w:rFonts w:ascii="Times New Roman" w:hAnsi="Times New Roman"/>
+                <w:sz w:val="24"/>
+              </w:rPr>
+              <w:t>2 (downsampling 2× spatial)</w:t>
+            </w:r>
+          </w:p>
+        </w:tc>
+      </w:tr>
+      <w:tr>
+        <w:tc>
+          <w:tcPr>
+            <w:tcW w:type="dxa" w:w="2835"/>
+          </w:tcPr>
+          <w:p>
+            <w:pPr>
+              <w:jc w:val="left"/>
+            </w:pPr>
+            <w:r/>
+            <w:r>
+              <w:rPr>
+                <w:rFonts w:ascii="Times New Roman" w:hAnsi="Times New Roman"/>
+                <w:sz w:val="24"/>
+              </w:rPr>
+              <w:t>Attention heads</w:t>
             </w:r>
           </w:p>
         </w:tc>
@@ -1111,7 +1631,7 @@
                 <w:rFonts w:ascii="Times New Roman" w:hAnsi="Times New Roman"/>
                 <w:sz w:val="24"/>
               </w:rPr>
-              <w:t>Alpha</w:t>
+              <w:t>Hidden act</w:t>
             </w:r>
           </w:p>
         </w:tc>
@@ -1129,7 +1649,7 @@
                 <w:rFonts w:ascii="Times New Roman" w:hAnsi="Times New Roman"/>
                 <w:sz w:val="24"/>
               </w:rPr>
-              <w:t>32</w:t>
+              <w:t>SiLU</w:t>
             </w:r>
           </w:p>
         </w:tc>
@@ -1149,7 +1669,7 @@
                 <w:rFonts w:ascii="Times New Roman" w:hAnsi="Times New Roman"/>
                 <w:sz w:val="24"/>
               </w:rPr>
-              <w:t>Dropout</w:t>
+              <w:t>Số tham số</w:t>
             </w:r>
           </w:p>
         </w:tc>
@@ -1167,7 +1687,153 @@
                 <w:rFonts w:ascii="Times New Roman" w:hAnsi="Times New Roman"/>
                 <w:sz w:val="24"/>
               </w:rPr>
-              <w:t>0.1</w:t>
+              <w:t>~0.4B</w:t>
+            </w:r>
+          </w:p>
+        </w:tc>
+      </w:tr>
+    </w:tbl>
+    <w:p/>
+    <w:p>
+      <w:pPr>
+        <w:spacing w:after="80" w:line="360" w:lineRule="auto"/>
+        <w:ind w:firstLine="720"/>
+        <w:jc w:val="both"/>
+      </w:pPr>
+      <w:r>
+        <w:rPr>
+          <w:rFonts w:ascii="Times New Roman" w:hAnsi="Times New Roman"/>
+          <w:b w:val="0"/>
+          <w:sz w:val="26"/>
+        </w:rPr>
+        <w:t>Ảnh đầu vào được chia thành các patch 14×14, sau đó qua spatial merge (downsampling 2×) để giảm độ dài sequence. Với ảnh đầu vào 336×336, mô hình tạo ra khoảng 999 visual tokens sau khi merge — số lượng hiệu quả cho việc xử lý trên GPU có VRAM hạn chế.</w:t>
+      </w:r>
+    </w:p>
+    <w:p>
+      <w:pPr>
+        <w:pStyle w:val="Heading2"/>
+      </w:pPr>
+      <w:r>
+        <w:t>2.3. Cross-Modal Connector</w:t>
+      </w:r>
+    </w:p>
+    <w:p>
+      <w:pPr>
+        <w:spacing w:after="80" w:line="360" w:lineRule="auto"/>
+        <w:ind w:firstLine="720"/>
+        <w:jc w:val="both"/>
+      </w:pPr>
+      <w:r>
+        <w:rPr>
+          <w:rFonts w:ascii="Times New Roman" w:hAnsi="Times New Roman"/>
+          <w:b w:val="0"/>
+          <w:sz w:val="26"/>
+        </w:rPr>
+        <w:t>Cross-Modal Connector (còn gọi là Multi-modal Projector) là module nhẹ đảm nhiệm việc ánh xạ visual tokens từ không gian thị giác sang không gian ngôn ngữ. Module này thực hiện token downsampling để giảm độ dài sequence visual, giúp tăng hiệu quả tính toán trước khi đưa vào Language Decoder.</w:t>
+      </w:r>
+    </w:p>
+    <w:p>
+      <w:pPr>
+        <w:spacing w:after="80" w:line="360" w:lineRule="auto"/>
+        <w:ind w:firstLine="720"/>
+        <w:jc w:val="both"/>
+      </w:pPr>
+      <w:r>
+        <w:rPr>
+          <w:rFonts w:ascii="Times New Roman" w:hAnsi="Times New Roman"/>
+          <w:b w:val="0"/>
+          <w:sz w:val="26"/>
+        </w:rPr>
+        <w:t>Đây là thành phần then chốt trong việc fine-tune cho tiếng Việt: khi đóng băng Visual Encoder, chỉ mở khóa Projector, mô hình xây dựng "từ điển thị giác" mới cho dấu tiếng Việt mà không làm mất kiến thức thị giác đã pre-train.</w:t>
+      </w:r>
+    </w:p>
+    <w:p>
+      <w:pPr>
+        <w:pStyle w:val="Heading2"/>
+      </w:pPr>
+      <w:r>
+        <w:t>2.4. Language Decoder với Multi-Token Prediction (MTP)</w:t>
+      </w:r>
+    </w:p>
+    <w:p>
+      <w:pPr>
+        <w:spacing w:after="80" w:line="360" w:lineRule="auto"/>
+        <w:ind w:firstLine="720"/>
+        <w:jc w:val="both"/>
+      </w:pPr>
+      <w:r>
+        <w:rPr>
+          <w:rFonts w:ascii="Times New Roman" w:hAnsi="Times New Roman"/>
+          <w:b w:val="0"/>
+          <w:sz w:val="26"/>
+        </w:rPr>
+        <w:t>GLM-OCR sử dụng GLM language decoder với 0.5 tỷ tham số, chuyên biệt hóa cho việc transcription tài liệu và tạo output có cấu trúc (Markdown, JSON, LaTeX). Điểm sáng của decoder này là cơ chế Multi-Token Prediction (MTP).</w:t>
+      </w:r>
+    </w:p>
+    <w:p>
+      <w:pPr>
+        <w:spacing w:after="80" w:line="360" w:lineRule="auto"/>
+        <w:ind w:firstLine="720"/>
+        <w:jc w:val="both"/>
+      </w:pPr>
+      <w:r>
+        <w:rPr>
+          <w:rFonts w:ascii="Times New Roman" w:hAnsi="Times New Roman"/>
+          <w:b w:val="0"/>
+          <w:sz w:val="26"/>
+        </w:rPr>
+        <w:t>Trong autoregressive decoder thông thường, mỗi bước chỉ dự đoán 1 token — điều này gây kém hiệu quả trong các tác vụ OCR mang tính xác định (deterministic). GLM-OCR giải quyết bằng MTP: dự đoán nhiều tokens mỗi bước (thường 10 tokens), đạt tốc độ generate trung bình 5.2 tokens/step, tăng khoảng 50% throughput inference mà vẫn giữ overhead bộ nhớ thấp nhờ chia sẻ tham số.</w:t>
+      </w:r>
+    </w:p>
+    <w:tbl>
+      <w:tblPr>
+        <w:tblStyle w:val="TableGrid"/>
+        <w:tblW w:type="auto" w:w="0"/>
+        <w:jc w:val="center"/>
+        <w:tblLook w:firstColumn="1" w:firstRow="1" w:lastColumn="0" w:lastRow="0" w:noHBand="0" w:noVBand="1" w:val="04A0"/>
+      </w:tblPr>
+      <w:tblGrid>
+        <w:gridCol w:w="4513"/>
+        <w:gridCol w:w="4513"/>
+      </w:tblGrid>
+      <w:tr>
+        <w:tc>
+          <w:tcPr>
+            <w:tcW w:type="dxa" w:w="2835"/>
+            <w:shd w:fill="D9E2F3"/>
+          </w:tcPr>
+          <w:p>
+            <w:pPr>
+              <w:jc w:val="center"/>
+            </w:pPr>
+            <w:r/>
+            <w:r>
+              <w:rPr>
+                <w:rFonts w:ascii="Times New Roman" w:hAnsi="Times New Roman"/>
+                <w:b/>
+                <w:sz w:val="24"/>
+              </w:rPr>
+              <w:t>Thông số LLM</w:t>
+            </w:r>
+          </w:p>
+        </w:tc>
+        <w:tc>
+          <w:tcPr>
+            <w:tcW w:type="dxa" w:w="6236"/>
+            <w:shd w:fill="D9E2F3"/>
+          </w:tcPr>
+          <w:p>
+            <w:pPr>
+              <w:jc w:val="center"/>
+            </w:pPr>
+            <w:r/>
+            <w:r>
+              <w:rPr>
+                <w:rFonts w:ascii="Times New Roman" w:hAnsi="Times New Roman"/>
+                <w:b/>
+                <w:sz w:val="24"/>
+              </w:rPr>
+              <w:t>Giá trị</w:t>
             </w:r>
           </w:p>
         </w:tc>
@@ -1187,7 +1853,7 @@
                 <w:rFonts w:ascii="Times New Roman" w:hAnsi="Times New Roman"/>
                 <w:sz w:val="24"/>
               </w:rPr>
-              <w:t>Target modules</w:t>
+              <w:t>Số layers</w:t>
             </w:r>
           </w:p>
         </w:tc>
@@ -1205,7 +1871,7 @@
                 <w:rFonts w:ascii="Times New Roman" w:hAnsi="Times New Roman"/>
                 <w:sz w:val="24"/>
               </w:rPr>
-              <w:t>q/k/v/o_proj, gate/up/down_proj, qkv, gate_up_proj, lm_head</w:t>
+              <w:t>16</w:t>
             </w:r>
           </w:p>
         </w:tc>
@@ -1225,7 +1891,7 @@
                 <w:rFonts w:ascii="Times New Roman" w:hAnsi="Times New Roman"/>
                 <w:sz w:val="24"/>
               </w:rPr>
-              <w:t>Trainable params</w:t>
+              <w:t>Hidden size</w:t>
             </w:r>
           </w:p>
         </w:tc>
@@ -1243,7 +1909,235 @@
                 <w:rFonts w:ascii="Times New Roman" w:hAnsi="Times New Roman"/>
                 <w:sz w:val="24"/>
               </w:rPr>
-              <w:t>~7.5M (0.68%)</w:t>
+              <w:t>1536</w:t>
+            </w:r>
+          </w:p>
+        </w:tc>
+      </w:tr>
+      <w:tr>
+        <w:tc>
+          <w:tcPr>
+            <w:tcW w:type="dxa" w:w="2835"/>
+          </w:tcPr>
+          <w:p>
+            <w:pPr>
+              <w:jc w:val="left"/>
+            </w:pPr>
+            <w:r/>
+            <w:r>
+              <w:rPr>
+                <w:rFonts w:ascii="Times New Roman" w:hAnsi="Times New Roman"/>
+                <w:sz w:val="24"/>
+              </w:rPr>
+              <w:t>Attention heads</w:t>
+            </w:r>
+          </w:p>
+        </w:tc>
+        <w:tc>
+          <w:tcPr>
+            <w:tcW w:type="dxa" w:w="6236"/>
+          </w:tcPr>
+          <w:p>
+            <w:pPr>
+              <w:jc w:val="left"/>
+            </w:pPr>
+            <w:r/>
+            <w:r>
+              <w:rPr>
+                <w:rFonts w:ascii="Times New Roman" w:hAnsi="Times New Roman"/>
+                <w:sz w:val="24"/>
+              </w:rPr>
+              <w:t>16</w:t>
+            </w:r>
+          </w:p>
+        </w:tc>
+      </w:tr>
+      <w:tr>
+        <w:tc>
+          <w:tcPr>
+            <w:tcW w:type="dxa" w:w="2835"/>
+          </w:tcPr>
+          <w:p>
+            <w:pPr>
+              <w:jc w:val="left"/>
+            </w:pPr>
+            <w:r/>
+            <w:r>
+              <w:rPr>
+                <w:rFonts w:ascii="Times New Roman" w:hAnsi="Times New Roman"/>
+                <w:sz w:val="24"/>
+              </w:rPr>
+              <w:t>KV heads (GQA)</w:t>
+            </w:r>
+          </w:p>
+        </w:tc>
+        <w:tc>
+          <w:tcPr>
+            <w:tcW w:type="dxa" w:w="6236"/>
+          </w:tcPr>
+          <w:p>
+            <w:pPr>
+              <w:jc w:val="left"/>
+            </w:pPr>
+            <w:r/>
+            <w:r>
+              <w:rPr>
+                <w:rFonts w:ascii="Times New Roman" w:hAnsi="Times New Roman"/>
+                <w:sz w:val="24"/>
+              </w:rPr>
+              <w:t>8</w:t>
+            </w:r>
+          </w:p>
+        </w:tc>
+      </w:tr>
+      <w:tr>
+        <w:tc>
+          <w:tcPr>
+            <w:tcW w:type="dxa" w:w="2835"/>
+          </w:tcPr>
+          <w:p>
+            <w:pPr>
+              <w:jc w:val="left"/>
+            </w:pPr>
+            <w:r/>
+            <w:r>
+              <w:rPr>
+                <w:rFonts w:ascii="Times New Roman" w:hAnsi="Times New Roman"/>
+                <w:sz w:val="24"/>
+              </w:rPr>
+              <w:t>Vocab size</w:t>
+            </w:r>
+          </w:p>
+        </w:tc>
+        <w:tc>
+          <w:tcPr>
+            <w:tcW w:type="dxa" w:w="6236"/>
+          </w:tcPr>
+          <w:p>
+            <w:pPr>
+              <w:jc w:val="left"/>
+            </w:pPr>
+            <w:r/>
+            <w:r>
+              <w:rPr>
+                <w:rFonts w:ascii="Times New Roman" w:hAnsi="Times New Roman"/>
+                <w:sz w:val="24"/>
+              </w:rPr>
+              <w:t>59.392</w:t>
+            </w:r>
+          </w:p>
+        </w:tc>
+      </w:tr>
+      <w:tr>
+        <w:tc>
+          <w:tcPr>
+            <w:tcW w:type="dxa" w:w="2835"/>
+          </w:tcPr>
+          <w:p>
+            <w:pPr>
+              <w:jc w:val="left"/>
+            </w:pPr>
+            <w:r/>
+            <w:r>
+              <w:rPr>
+                <w:rFonts w:ascii="Times New Roman" w:hAnsi="Times New Roman"/>
+                <w:sz w:val="24"/>
+              </w:rPr>
+              <w:t>Max position embeddings</w:t>
+            </w:r>
+          </w:p>
+        </w:tc>
+        <w:tc>
+          <w:tcPr>
+            <w:tcW w:type="dxa" w:w="6236"/>
+          </w:tcPr>
+          <w:p>
+            <w:pPr>
+              <w:jc w:val="left"/>
+            </w:pPr>
+            <w:r/>
+            <w:r>
+              <w:rPr>
+                <w:rFonts w:ascii="Times New Roman" w:hAnsi="Times New Roman"/>
+                <w:sz w:val="24"/>
+              </w:rPr>
+              <w:t>131.072</w:t>
+            </w:r>
+          </w:p>
+        </w:tc>
+      </w:tr>
+      <w:tr>
+        <w:tc>
+          <w:tcPr>
+            <w:tcW w:type="dxa" w:w="2835"/>
+          </w:tcPr>
+          <w:p>
+            <w:pPr>
+              <w:jc w:val="left"/>
+            </w:pPr>
+            <w:r/>
+            <w:r>
+              <w:rPr>
+                <w:rFonts w:ascii="Times New Roman" w:hAnsi="Times New Roman"/>
+                <w:sz w:val="24"/>
+              </w:rPr>
+              <w:t>Head dimension</w:t>
+            </w:r>
+          </w:p>
+        </w:tc>
+        <w:tc>
+          <w:tcPr>
+            <w:tcW w:type="dxa" w:w="6236"/>
+          </w:tcPr>
+          <w:p>
+            <w:pPr>
+              <w:jc w:val="left"/>
+            </w:pPr>
+            <w:r/>
+            <w:r>
+              <w:rPr>
+                <w:rFonts w:ascii="Times New Roman" w:hAnsi="Times New Roman"/>
+                <w:sz w:val="24"/>
+              </w:rPr>
+              <w:t>128</w:t>
+            </w:r>
+          </w:p>
+        </w:tc>
+      </w:tr>
+      <w:tr>
+        <w:tc>
+          <w:tcPr>
+            <w:tcW w:type="dxa" w:w="2835"/>
+          </w:tcPr>
+          <w:p>
+            <w:pPr>
+              <w:jc w:val="left"/>
+            </w:pPr>
+            <w:r/>
+            <w:r>
+              <w:rPr>
+                <w:rFonts w:ascii="Times New Roman" w:hAnsi="Times New Roman"/>
+                <w:sz w:val="24"/>
+              </w:rPr>
+              <w:t>Số tham số</w:t>
+            </w:r>
+          </w:p>
+        </w:tc>
+        <w:tc>
+          <w:tcPr>
+            <w:tcW w:type="dxa" w:w="6236"/>
+          </w:tcPr>
+          <w:p>
+            <w:pPr>
+              <w:jc w:val="left"/>
+            </w:pPr>
+            <w:r/>
+            <w:r>
+              <w:rPr>
+                <w:rFonts w:ascii="Times New Roman" w:hAnsi="Times New Roman"/>
+                <w:sz w:val="24"/>
+              </w:rPr>
+              <w:t>~0.5B</w:t>
             </w:r>
           </w:p>
         </w:tc>
@@ -1252,10 +2146,593 @@
     <w:p/>
     <w:p>
       <w:pPr>
+        <w:spacing w:after="80" w:line="360" w:lineRule="auto"/>
+        <w:ind w:firstLine="720"/>
+        <w:jc w:val="both"/>
+      </w:pPr>
+      <w:r>
+        <w:rPr>
+          <w:rFonts w:ascii="Times New Roman" w:hAnsi="Times New Roman"/>
+          <w:b w:val="0"/>
+          <w:sz w:val="26"/>
+        </w:rPr>
+        <w:t>Tokenizer với vocab 59,392 đã chứa các âm tiết tiếng Việt phổ biến. Tuy nhiên, từ phức tạp (như "Nguyễn") vẫn bị tách thành 2-3 tokens. Điều này đòi hỏi Projector phải ánh xạ visual features sang nhiều tokens, yêu cầu khả năng phân biệt fine-grained ở cấp độ dấu thanh.</w:t>
+      </w:r>
+    </w:p>
+    <w:p>
+      <w:pPr>
         <w:pStyle w:val="Heading2"/>
       </w:pPr>
       <w:r>
-        <w:t>2.3. Two-Stage Curriculum Learning</w:t>
+        <w:t>2.5. Two-Stage Pipeline hệ thống</w:t>
+      </w:r>
+    </w:p>
+    <w:p>
+      <w:pPr>
+        <w:spacing w:after="80" w:line="360" w:lineRule="auto"/>
+        <w:ind w:firstLine="720"/>
+        <w:jc w:val="both"/>
+      </w:pPr>
+      <w:r>
+        <w:rPr>
+          <w:rFonts w:ascii="Times New Roman" w:hAnsi="Times New Roman"/>
+          <w:b w:val="0"/>
+          <w:sz w:val="26"/>
+        </w:rPr>
+        <w:t>Ở cấp độ hệ thống, GLM-OCR sử dụng pipeline hai giai đoạn:</w:t>
+      </w:r>
+    </w:p>
+    <w:p>
+      <w:pPr>
+        <w:pStyle w:val="ListBullet"/>
+        <w:spacing w:after="40" w:line="360" w:lineRule="auto"/>
+      </w:pPr>
+      <w:r>
+        <w:rPr>
+          <w:rFonts w:ascii="Times New Roman" w:hAnsi="Times New Roman"/>
+          <w:sz w:val="26"/>
+        </w:rPr>
+        <w:t xml:space="preserve">Giai đoạn 1 — Layout Analysis: </w:t>
+      </w:r>
+    </w:p>
+    <w:p>
+      <w:pPr>
+        <w:pStyle w:val="ListBullet"/>
+        <w:spacing w:after="40" w:line="360" w:lineRule="auto"/>
+        <w:ind w:left="720"/>
+      </w:pPr>
+      <w:r>
+        <w:rPr>
+          <w:rFonts w:ascii="Times New Roman" w:hAnsi="Times New Roman"/>
+          <w:sz w:val="26"/>
+        </w:rPr>
+        <w:t>Sử dụng PP-DocLayout-V3 để phát hiện và phân đoạn các vùng có cấu trúc (text blocks, bảng biểu, công thức, tiêu đề).</w:t>
+      </w:r>
+    </w:p>
+    <w:p>
+      <w:pPr>
+        <w:pStyle w:val="ListBullet"/>
+        <w:spacing w:after="40" w:line="360" w:lineRule="auto"/>
+      </w:pPr>
+      <w:r>
+        <w:rPr>
+          <w:rFonts w:ascii="Times New Roman" w:hAnsi="Times New Roman"/>
+          <w:sz w:val="26"/>
+        </w:rPr>
+        <w:t xml:space="preserve">Giai đoạn 2 — Parallel Recognition: </w:t>
+      </w:r>
+    </w:p>
+    <w:p>
+      <w:pPr>
+        <w:pStyle w:val="ListBullet"/>
+        <w:spacing w:after="40" w:line="360" w:lineRule="auto"/>
+        <w:ind w:left="720"/>
+      </w:pPr>
+      <w:r>
+        <w:rPr>
+          <w:rFonts w:ascii="Times New Roman" w:hAnsi="Times New Roman"/>
+          <w:sz w:val="26"/>
+        </w:rPr>
+        <w:t>Thực hiện nhận dạng song song ở cấp độ vùng (region-level), tăng cả robustness lẫn tốc độ khi xử lý tài liệu phức tạp.</w:t>
+      </w:r>
+    </w:p>
+    <w:p>
+      <w:pPr>
+        <w:spacing w:after="80" w:line="360" w:lineRule="auto"/>
+        <w:ind w:firstLine="720"/>
+        <w:jc w:val="both"/>
+      </w:pPr>
+      <w:r>
+        <w:rPr>
+          <w:rFonts w:ascii="Times New Roman" w:hAnsi="Times New Roman"/>
+          <w:b w:val="0"/>
+          <w:sz w:val="26"/>
+        </w:rPr>
+        <w:t>Thiết kế này cho phép xử lý tài liệu phức tạp một cách hiệu quả: thay vì xử lý toàn bộ trang trong một pass, mô hình phân tích layout trước rồi nhận dạng từng vùng độc lập, song song.</w:t>
+      </w:r>
+    </w:p>
+    <w:p>
+      <w:r>
+        <w:br w:type="page"/>
+      </w:r>
+    </w:p>
+    <w:p>
+      <w:pPr>
+        <w:pStyle w:val="Heading1"/>
+      </w:pPr>
+      <w:r>
+        <w:t>Chương 3. Phương pháp Fine-tune</w:t>
+      </w:r>
+    </w:p>
+    <w:p>
+      <w:pPr>
+        <w:pStyle w:val="Heading2"/>
+      </w:pPr>
+      <w:r>
+        <w:t>3.1. Phương pháp LoRA (Low-Rank Adaptation)</w:t>
+      </w:r>
+    </w:p>
+    <w:p>
+      <w:pPr>
+        <w:spacing w:after="80" w:line="360" w:lineRule="auto"/>
+        <w:ind w:firstLine="720"/>
+        <w:jc w:val="both"/>
+      </w:pPr>
+      <w:r>
+        <w:rPr>
+          <w:rFonts w:ascii="Times New Roman" w:hAnsi="Times New Roman"/>
+          <w:b w:val="0"/>
+          <w:sz w:val="26"/>
+        </w:rPr>
+        <w:t>Thay vì fine-tune toàn bộ 0.9 tỷ tham số của GLM-OCR (đòi hỏi GPU VRAM lớn), đồ án sử dụng LoRA — phương pháp Low-Rank Adaptation được đề xuất bởi Hu et al. (2022). LoRA chèn các ma trận thấp rank vào các linear layers, giảm đáng kể số tham số cần huấn luyện.</w:t>
+      </w:r>
+    </w:p>
+    <w:p>
+      <w:pPr>
+        <w:spacing w:before="120" w:after="40"/>
+        <w:jc w:val="center"/>
+      </w:pPr>
+      <w:r>
+        <w:drawing>
+          <wp:inline xmlns:a="http://schemas.openxmlformats.org/drawingml/2006/main" xmlns:pic="http://schemas.openxmlformats.org/drawingml/2006/picture">
+            <wp:extent cx="5040000" cy="5040000"/>
+            <wp:docPr id="3" name="Picture 3"/>
+            <wp:cNvGraphicFramePr>
+              <a:graphicFrameLocks noChangeAspect="1"/>
+            </wp:cNvGraphicFramePr>
+            <a:graphic>
+              <a:graphicData uri="http://schemas.openxmlformats.org/drawingml/2006/picture">
+                <pic:pic>
+                  <pic:nvPicPr>
+                    <pic:cNvPr id="0" name="lora_architecture.png"/>
+                    <pic:cNvPicPr/>
+                  </pic:nvPicPr>
+                  <pic:blipFill>
+                    <a:blip r:embed="rId11"/>
+                    <a:stretch>
+                      <a:fillRect/>
+                    </a:stretch>
+                  </pic:blipFill>
+                  <pic:spPr>
+                    <a:xfrm>
+                      <a:off x="0" y="0"/>
+                      <a:ext cx="5040000" cy="5040000"/>
+                    </a:xfrm>
+                    <a:prstGeom prst="rect"/>
+                  </pic:spPr>
+                </pic:pic>
+              </a:graphicData>
+            </a:graphic>
+          </wp:inline>
+        </w:drawing>
+      </w:r>
+    </w:p>
+    <w:p>
+      <w:pPr>
+        <w:spacing w:after="160"/>
+        <w:jc w:val="center"/>
+      </w:pPr>
+      <w:r>
+        <w:rPr>
+          <w:rFonts w:ascii="Times New Roman" w:hAnsi="Times New Roman"/>
+          <w:i/>
+          <w:sz w:val="22"/>
+        </w:rPr>
+        <w:t>Hình 3.1: Kiến trúc LoRA — Thêm ma trận thấp rank ΔW = BA vào weight matrix W</w:t>
+      </w:r>
+    </w:p>
+    <w:p>
+      <w:pPr>
+        <w:spacing w:after="80" w:line="360" w:lineRule="auto"/>
+        <w:ind w:firstLine="720"/>
+        <w:jc w:val="both"/>
+      </w:pPr>
+      <w:r>
+        <w:rPr>
+          <w:rFonts w:ascii="Times New Roman" w:hAnsi="Times New Roman"/>
+          <w:b w:val="0"/>
+          <w:sz w:val="26"/>
+        </w:rPr>
+        <w:t>Công thức cơ bản: h = Wx + BAx, trong đó W là ma trận weight gốc (đóng băng), A ∈ ℝ^(d×r) và B ∈ ℝ^(r×k) là hai ma trận thấp rank (có thể train), với r &lt;&lt; min(d, k).</w:t>
+      </w:r>
+    </w:p>
+    <w:tbl>
+      <w:tblPr>
+        <w:tblStyle w:val="TableGrid"/>
+        <w:tblW w:type="auto" w:w="0"/>
+        <w:jc w:val="center"/>
+        <w:tblLook w:firstColumn="1" w:firstRow="1" w:lastColumn="0" w:lastRow="0" w:noHBand="0" w:noVBand="1" w:val="04A0"/>
+      </w:tblPr>
+      <w:tblGrid>
+        <w:gridCol w:w="3009"/>
+        <w:gridCol w:w="3009"/>
+        <w:gridCol w:w="3009"/>
+      </w:tblGrid>
+      <w:tr>
+        <w:tc>
+          <w:tcPr>
+            <w:tcW w:type="dxa" w:w="2268"/>
+            <w:shd w:fill="D9E2F3"/>
+          </w:tcPr>
+          <w:p>
+            <w:pPr>
+              <w:jc w:val="center"/>
+            </w:pPr>
+            <w:r/>
+            <w:r>
+              <w:rPr>
+                <w:rFonts w:ascii="Times New Roman" w:hAnsi="Times New Roman"/>
+                <w:b/>
+                <w:sz w:val="24"/>
+              </w:rPr>
+              <w:t>Tham số LoRA</w:t>
+            </w:r>
+          </w:p>
+        </w:tc>
+        <w:tc>
+          <w:tcPr>
+            <w:tcW w:type="dxa" w:w="1984"/>
+            <w:shd w:fill="D9E2F3"/>
+          </w:tcPr>
+          <w:p>
+            <w:pPr>
+              <w:jc w:val="center"/>
+            </w:pPr>
+            <w:r/>
+            <w:r>
+              <w:rPr>
+                <w:rFonts w:ascii="Times New Roman" w:hAnsi="Times New Roman"/>
+                <w:b/>
+                <w:sz w:val="24"/>
+              </w:rPr>
+              <w:t>Giá trị</w:t>
+            </w:r>
+          </w:p>
+        </w:tc>
+        <w:tc>
+          <w:tcPr>
+            <w:tcW w:type="dxa" w:w="4819"/>
+            <w:shd w:fill="D9E2F3"/>
+          </w:tcPr>
+          <w:p>
+            <w:pPr>
+              <w:jc w:val="center"/>
+            </w:pPr>
+            <w:r/>
+            <w:r>
+              <w:rPr>
+                <w:rFonts w:ascii="Times New Roman" w:hAnsi="Times New Roman"/>
+                <w:b/>
+                <w:sz w:val="24"/>
+              </w:rPr>
+              <w:t>Ghi chú</w:t>
+            </w:r>
+          </w:p>
+        </w:tc>
+      </w:tr>
+      <w:tr>
+        <w:tc>
+          <w:tcPr>
+            <w:tcW w:type="dxa" w:w="2268"/>
+          </w:tcPr>
+          <w:p>
+            <w:pPr>
+              <w:jc w:val="left"/>
+            </w:pPr>
+            <w:r/>
+            <w:r>
+              <w:rPr>
+                <w:rFonts w:ascii="Times New Roman" w:hAnsi="Times New Roman"/>
+                <w:sz w:val="24"/>
+              </w:rPr>
+              <w:t>Rank (r)</w:t>
+            </w:r>
+          </w:p>
+        </w:tc>
+        <w:tc>
+          <w:tcPr>
+            <w:tcW w:type="dxa" w:w="1984"/>
+          </w:tcPr>
+          <w:p>
+            <w:pPr>
+              <w:jc w:val="left"/>
+            </w:pPr>
+            <w:r/>
+            <w:r>
+              <w:rPr>
+                <w:rFonts w:ascii="Times New Roman" w:hAnsi="Times New Roman"/>
+                <w:sz w:val="24"/>
+              </w:rPr>
+              <w:t>16</w:t>
+            </w:r>
+          </w:p>
+        </w:tc>
+        <w:tc>
+          <w:tcPr>
+            <w:tcW w:type="dxa" w:w="4819"/>
+          </w:tcPr>
+          <w:p>
+            <w:pPr>
+              <w:jc w:val="left"/>
+            </w:pPr>
+            <w:r/>
+            <w:r>
+              <w:rPr>
+                <w:rFonts w:ascii="Times New Roman" w:hAnsi="Times New Roman"/>
+                <w:sz w:val="24"/>
+              </w:rPr>
+              <w:t>Cân bằng giữa capacity và VRAM</w:t>
+            </w:r>
+          </w:p>
+        </w:tc>
+      </w:tr>
+      <w:tr>
+        <w:tc>
+          <w:tcPr>
+            <w:tcW w:type="dxa" w:w="2268"/>
+          </w:tcPr>
+          <w:p>
+            <w:pPr>
+              <w:jc w:val="left"/>
+            </w:pPr>
+            <w:r/>
+            <w:r>
+              <w:rPr>
+                <w:rFonts w:ascii="Times New Roman" w:hAnsi="Times New Roman"/>
+                <w:sz w:val="24"/>
+              </w:rPr>
+              <w:t>Alpha</w:t>
+            </w:r>
+          </w:p>
+        </w:tc>
+        <w:tc>
+          <w:tcPr>
+            <w:tcW w:type="dxa" w:w="1984"/>
+          </w:tcPr>
+          <w:p>
+            <w:pPr>
+              <w:jc w:val="left"/>
+            </w:pPr>
+            <w:r/>
+            <w:r>
+              <w:rPr>
+                <w:rFonts w:ascii="Times New Roman" w:hAnsi="Times New Roman"/>
+                <w:sz w:val="24"/>
+              </w:rPr>
+              <w:t>32</w:t>
+            </w:r>
+          </w:p>
+        </w:tc>
+        <w:tc>
+          <w:tcPr>
+            <w:tcW w:type="dxa" w:w="4819"/>
+          </w:tcPr>
+          <w:p>
+            <w:pPr>
+              <w:jc w:val="left"/>
+            </w:pPr>
+            <w:r/>
+            <w:r>
+              <w:rPr>
+                <w:rFonts w:ascii="Times New Roman" w:hAnsi="Times New Roman"/>
+                <w:sz w:val="24"/>
+              </w:rPr>
+              <w:t>Scaling factor = alpha/rank = 2</w:t>
+            </w:r>
+          </w:p>
+        </w:tc>
+      </w:tr>
+      <w:tr>
+        <w:tc>
+          <w:tcPr>
+            <w:tcW w:type="dxa" w:w="2268"/>
+          </w:tcPr>
+          <w:p>
+            <w:pPr>
+              <w:jc w:val="left"/>
+            </w:pPr>
+            <w:r/>
+            <w:r>
+              <w:rPr>
+                <w:rFonts w:ascii="Times New Roman" w:hAnsi="Times New Roman"/>
+                <w:sz w:val="24"/>
+              </w:rPr>
+              <w:t>Dropout</w:t>
+            </w:r>
+          </w:p>
+        </w:tc>
+        <w:tc>
+          <w:tcPr>
+            <w:tcW w:type="dxa" w:w="1984"/>
+          </w:tcPr>
+          <w:p>
+            <w:pPr>
+              <w:jc w:val="left"/>
+            </w:pPr>
+            <w:r/>
+            <w:r>
+              <w:rPr>
+                <w:rFonts w:ascii="Times New Roman" w:hAnsi="Times New Roman"/>
+                <w:sz w:val="24"/>
+              </w:rPr>
+              <w:t>0.1</w:t>
+            </w:r>
+          </w:p>
+        </w:tc>
+        <w:tc>
+          <w:tcPr>
+            <w:tcW w:type="dxa" w:w="4819"/>
+          </w:tcPr>
+          <w:p>
+            <w:pPr>
+              <w:jc w:val="left"/>
+            </w:pPr>
+            <w:r/>
+            <w:r>
+              <w:rPr>
+                <w:rFonts w:ascii="Times New Roman" w:hAnsi="Times New Roman"/>
+                <w:sz w:val="24"/>
+              </w:rPr>
+              <w:t>Regularization</w:t>
+            </w:r>
+          </w:p>
+        </w:tc>
+      </w:tr>
+      <w:tr>
+        <w:tc>
+          <w:tcPr>
+            <w:tcW w:type="dxa" w:w="2268"/>
+          </w:tcPr>
+          <w:p>
+            <w:pPr>
+              <w:jc w:val="left"/>
+            </w:pPr>
+            <w:r/>
+            <w:r>
+              <w:rPr>
+                <w:rFonts w:ascii="Times New Roman" w:hAnsi="Times New Roman"/>
+                <w:sz w:val="24"/>
+              </w:rPr>
+              <w:t>Target modules</w:t>
+            </w:r>
+          </w:p>
+        </w:tc>
+        <w:tc>
+          <w:tcPr>
+            <w:tcW w:type="dxa" w:w="1984"/>
+          </w:tcPr>
+          <w:p>
+            <w:pPr>
+              <w:jc w:val="left"/>
+            </w:pPr>
+            <w:r/>
+            <w:r>
+              <w:rPr>
+                <w:rFonts w:ascii="Times New Roman" w:hAnsi="Times New Roman"/>
+                <w:sz w:val="24"/>
+              </w:rPr>
+              <w:t>all linear layers</w:t>
+            </w:r>
+          </w:p>
+        </w:tc>
+        <w:tc>
+          <w:tcPr>
+            <w:tcW w:type="dxa" w:w="4819"/>
+          </w:tcPr>
+          <w:p>
+            <w:pPr>
+              <w:jc w:val="left"/>
+            </w:pPr>
+            <w:r/>
+            <w:r>
+              <w:rPr>
+                <w:rFonts w:ascii="Times New Roman" w:hAnsi="Times New Roman"/>
+                <w:sz w:val="24"/>
+              </w:rPr>
+              <w:t>q/k/v/o_proj, gate/up/down_proj, lm_head</w:t>
+            </w:r>
+          </w:p>
+        </w:tc>
+      </w:tr>
+      <w:tr>
+        <w:tc>
+          <w:tcPr>
+            <w:tcW w:type="dxa" w:w="2268"/>
+          </w:tcPr>
+          <w:p>
+            <w:pPr>
+              <w:jc w:val="left"/>
+            </w:pPr>
+            <w:r/>
+            <w:r>
+              <w:rPr>
+                <w:rFonts w:ascii="Times New Roman" w:hAnsi="Times New Roman"/>
+                <w:sz w:val="24"/>
+              </w:rPr>
+              <w:t>Trainable params</w:t>
+            </w:r>
+          </w:p>
+        </w:tc>
+        <w:tc>
+          <w:tcPr>
+            <w:tcW w:type="dxa" w:w="1984"/>
+          </w:tcPr>
+          <w:p>
+            <w:pPr>
+              <w:jc w:val="left"/>
+            </w:pPr>
+            <w:r/>
+            <w:r>
+              <w:rPr>
+                <w:rFonts w:ascii="Times New Roman" w:hAnsi="Times New Roman"/>
+                <w:sz w:val="24"/>
+              </w:rPr>
+              <w:t>~7.5M</w:t>
+            </w:r>
+          </w:p>
+        </w:tc>
+        <w:tc>
+          <w:tcPr>
+            <w:tcW w:type="dxa" w:w="4819"/>
+          </w:tcPr>
+          <w:p>
+            <w:pPr>
+              <w:jc w:val="left"/>
+            </w:pPr>
+            <w:r/>
+            <w:r>
+              <w:rPr>
+                <w:rFonts w:ascii="Times New Roman" w:hAnsi="Times New Roman"/>
+                <w:sz w:val="24"/>
+              </w:rPr>
+              <w:t>Chỉ 0.68% tổng số tham số</w:t>
+            </w:r>
+          </w:p>
+        </w:tc>
+      </w:tr>
+    </w:tbl>
+    <w:p/>
+    <w:p>
+      <w:pPr>
+        <w:spacing w:after="80" w:line="360" w:lineRule="auto"/>
+        <w:ind w:firstLine="720"/>
+        <w:jc w:val="both"/>
+      </w:pPr>
+      <w:r>
+        <w:rPr>
+          <w:rFonts w:ascii="Times New Roman" w:hAnsi="Times New Roman"/>
+          <w:b w:val="0"/>
+          <w:sz w:val="26"/>
+        </w:rPr>
+        <w:t>Với thiết lập này, chỉ cần ~7.5 triệu tham số trainable (0.68% tổng số), yêu cầu VRAM thấp hơn nhiều so với full fine-tuning — phù hợp cho Google Colab T4 chỉ có 16GB VRAM.</w:t>
+      </w:r>
+    </w:p>
+    <w:p>
+      <w:pPr>
+        <w:pStyle w:val="Heading2"/>
+      </w:pPr>
+      <w:r>
+        <w:t>3.2. Two-Stage Curriculum Learning</w:t>
       </w:r>
     </w:p>
     <w:p>
@@ -1275,6 +2752,60 @@
     </w:p>
     <w:p>
       <w:pPr>
+        <w:spacing w:before="120" w:after="40"/>
+        <w:jc w:val="center"/>
+      </w:pPr>
+      <w:r>
+        <w:drawing>
+          <wp:inline xmlns:a="http://schemas.openxmlformats.org/drawingml/2006/main" xmlns:pic="http://schemas.openxmlformats.org/drawingml/2006/picture">
+            <wp:extent cx="5040000" cy="5040000"/>
+            <wp:docPr id="4" name="Picture 4"/>
+            <wp:cNvGraphicFramePr>
+              <a:graphicFrameLocks noChangeAspect="1"/>
+            </wp:cNvGraphicFramePr>
+            <a:graphic>
+              <a:graphicData uri="http://schemas.openxmlformats.org/drawingml/2006/picture">
+                <pic:pic>
+                  <pic:nvPicPr>
+                    <pic:cNvPr id="0" name="finetune_pipeline.png"/>
+                    <pic:cNvPicPr/>
+                  </pic:nvPicPr>
+                  <pic:blipFill>
+                    <a:blip r:embed="rId12"/>
+                    <a:stretch>
+                      <a:fillRect/>
+                    </a:stretch>
+                  </pic:blipFill>
+                  <pic:spPr>
+                    <a:xfrm>
+                      <a:off x="0" y="0"/>
+                      <a:ext cx="5040000" cy="5040000"/>
+                    </a:xfrm>
+                    <a:prstGeom prst="rect"/>
+                  </pic:spPr>
+                </pic:pic>
+              </a:graphicData>
+            </a:graphic>
+          </wp:inline>
+        </w:drawing>
+      </w:r>
+    </w:p>
+    <w:p>
+      <w:pPr>
+        <w:spacing w:after="160"/>
+        <w:jc w:val="center"/>
+      </w:pPr>
+      <w:r>
+        <w:rPr>
+          <w:rFonts w:ascii="Times New Roman" w:hAnsi="Times New Roman"/>
+          <w:i/>
+          <w:sz w:val="22"/>
+        </w:rPr>
+        <w:t>Hình 3.2: Pipeline fine-tune GLM-OCR cho tiếng Việt — Two-Stage Curriculum Learning</w:t>
+      </w:r>
+    </w:p>
+    <w:p>
+      <w:pPr>
         <w:pStyle w:val="ListBullet"/>
         <w:spacing w:after="40" w:line="360" w:lineRule="auto"/>
       </w:pPr>
@@ -1297,7 +2828,7 @@
           <w:rFonts w:ascii="Times New Roman" w:hAnsi="Times New Roman"/>
           <w:sz w:val="26"/>
         </w:rPr>
-        <w:t>Dữ liệu synthetic ngắn (6-8 từ/dòng), tập trung dạy Projector nhận diện dấu cơ bản</w:t>
+        <w:t>Dữ liệu synthetic ngắn (6-8 từ/dòng), tập trung dạy Projector nhận diện dấu cơ bản. Vision Encoder đóng băng, chỉ mở khóa Projector + LoRA layers.</w:t>
       </w:r>
     </w:p>
     <w:p>
@@ -1324,7 +2855,7 @@
           <w:rFonts w:ascii="Times New Roman" w:hAnsi="Times New Roman"/>
           <w:sz w:val="26"/>
         </w:rPr>
-        <w:t>Dữ liệu tin tức thực tế (nhiều dòng, đoạn văn), học context dài và ổn định output</w:t>
+        <w:t>Dữ liệu tin tức thực tế (nhiều dòng, đoạn văn), học context dài và ổn định output. Load adapter từ Stage 1, tiếp tục train với LR thấp hơn.</w:t>
       </w:r>
     </w:p>
     <w:p>
@@ -1343,24 +2874,11 @@
       </w:r>
     </w:p>
     <w:p>
+      <w:pPr>
+        <w:pStyle w:val="Heading2"/>
+      </w:pPr>
       <w:r>
-        <w:br w:type="page"/>
-      </w:r>
-    </w:p>
-    <w:p>
-      <w:pPr>
-        <w:pStyle w:val="Heading1"/>
-      </w:pPr>
-      <w:r>
-        <w:t>Chương 3. Xây dựng dữ liệu huấn luyện</w:t>
-      </w:r>
-    </w:p>
-    <w:p>
-      <w:pPr>
-        <w:pStyle w:val="Heading2"/>
-      </w:pPr>
-      <w:r>
-        <w:t>3.1. Từ điển tiếng Việt</w:t>
+        <w:t>3.3. Xây dựng từ điển tiếng Việt</w:t>
       </w:r>
     </w:p>
     <w:p>
@@ -1375,7 +2893,7 @@
           <w:b w:val="0"/>
           <w:sz w:val="26"/>
         </w:rPr>
-        <w:t>Nền tảng của dữ liệu synthetic là bộ từ điển tiếng Việt được xử lý cẩn thận, bao gồm:</w:t>
+        <w:t>Nền tảng của dữ liệu synthetic là bộ từ điển tiếng Việt được xử lý cẩn thận. Module filter_vietnamese.py phân loại từ theo nhóm dấu (ă, â, ê, ô, ơ, ư, đ) và tìm các cặp confusion (edit distance = 1).</w:t>
       </w:r>
     </w:p>
     <w:tbl>
@@ -1671,7 +3189,7 @@
                 <w:rFonts w:ascii="Times New Roman" w:hAnsi="Times New Roman"/>
                 <w:sz w:val="24"/>
               </w:rPr>
-              <w:t>Từ đã loại (từ mượn Anh/Pháp, viết tắt, thuật ngữ)</w:t>
+              <w:t>Từ đã loại (từ mượn Anh/Pháp, viết tắt)</w:t>
             </w:r>
           </w:p>
         </w:tc>
@@ -1680,6 +3198,14 @@
     <w:p/>
     <w:p>
       <w:pPr>
+        <w:pStyle w:val="Heading2"/>
+      </w:pPr>
+      <w:r>
+        <w:t>3.4. Sinh dữ liệu Synthetic — Stage 1</w:t>
+      </w:r>
+    </w:p>
+    <w:p>
+      <w:pPr>
         <w:spacing w:after="80" w:line="360" w:lineRule="auto"/>
         <w:ind w:firstLine="720"/>
         <w:jc w:val="both"/>
@@ -1690,30 +3216,7 @@
           <w:b w:val="0"/>
           <w:sz w:val="26"/>
         </w:rPr>
-        <w:t>Quá trình lọc: 36.534 từ gốc → lọc tự động theo dấu kép → 20.378 ứng viên → kiểm tra thủ công → 3.544 từ khó cuối cùng. Script filter_vietnamese.py thực hiện việc phân loại từ theo nhóm dấu (ă, â, ê, ô, ơ, ư, đ) và tìm cặp confusion (edit distance = 1).</w:t>
-      </w:r>
-    </w:p>
-    <w:p>
-      <w:pPr>
-        <w:pStyle w:val="Heading2"/>
-      </w:pPr>
-      <w:r>
-        <w:t>3.2. Sinh dữ liệu Synthetic — Stage 1</w:t>
-      </w:r>
-    </w:p>
-    <w:p>
-      <w:pPr>
-        <w:spacing w:after="80" w:line="360" w:lineRule="auto"/>
-        <w:ind w:firstLine="720"/>
-        <w:jc w:val="both"/>
-      </w:pPr>
-      <w:r>
-        <w:rPr>
-          <w:rFonts w:ascii="Times New Roman" w:hAnsi="Times New Roman"/>
-          <w:b w:val="0"/>
-          <w:sz w:val="26"/>
-        </w:rPr>
-        <w:t>Module generate_vietnamese_dataset_v3.py sinh dữ liệu synthetic với 7 loại mẫu đa dạng, sử dụng 58 font Windows đã verify render đúng dấu tiếng Việt:</w:t>
+        <w:t>Module generate_vietnamese_dataset_v3.py sinh dữ liệu synthetic với 7 loại mẫu đa dạng, sử dụng 58 font Windows đã verify render đúng dấu tiếng Việt (Arial, Calibri, Cambria, Times New Roman, Segoe UI, v.v. — mỗi font có biến thể regular/bold/italic/light/semibold/black):</w:t>
       </w:r>
     </w:p>
     <w:tbl>
@@ -2343,7 +3846,7 @@
           <w:b w:val="0"/>
           <w:sz w:val="26"/>
         </w:rPr>
-        <w:t>Đặc biệt, generator sinh tối đa 5.000 cặp confusion — những từ chỉ khác nhau 1 ký tự (ví dụ: "lặng" vs "lẫm", "hổ" vs "hỗ") — giúp mô hình học phân biệt fine-grained giữa các dấu có hình thức tương tự. Ngoài ra, 60% mẫu được áp dụng random capitalization (sentence case, title case, ALL CAPS, proper name).</w:t>
+        <w:t>Đặc biệt, generator sinh tối đa 5.000 cặp confusion — những từ chỉ khác nhau 1 ký tự (ví dụ: "lặng" vs "lẫm", "hổ" vs "hỗ") — giúp mô hình học phân biệt fine-grained giữa các dấu có hình thức tương tự. 60% mẫu được áp dụng random capitalization (sentence case, title case, ALL CAPS, proper name).</w:t>
       </w:r>
     </w:p>
     <w:p>
@@ -2351,7 +3854,7 @@
         <w:pStyle w:val="Heading2"/>
       </w:pPr>
       <w:r>
-        <w:t>3.3. Crawler tin tức — Stage 2</w:t>
+        <w:t>3.5. Crawler tin tức — Stage 2</w:t>
       </w:r>
     </w:p>
     <w:p>
@@ -2366,7 +3869,7 @@
           <w:b w:val="0"/>
           <w:sz w:val="26"/>
         </w:rPr>
-        <w:t>Module crawl_vi_news.py thu thập dữ liệu văn bản thực tế từ báo chí Việt Nam để tạo dataset Stage 2 (document-level):</w:t>
+        <w:t>Module crawl_vi_news.py thu thập dữ liệu văn bản thực tế từ báo chí Việt Nam:</w:t>
       </w:r>
     </w:p>
     <w:p>
@@ -2420,7 +3923,7 @@
           <w:rFonts w:ascii="Times New Roman" w:hAnsi="Times New Roman"/>
           <w:sz w:val="26"/>
         </w:rPr>
-        <w:t>RSS → Extract URLs → Fetch articles → Extract &lt;p&gt; → Filter (length &gt; 50 chars, &gt; 60% alphabetic) → Chunk 2-10 dòng</w:t>
+        <w:t>RSS → Extract URLs → Fetch articles → Extract &lt;p&gt; paragraphs → Filter (length &gt; 50 chars, &gt; 60% alphabetic) → Chunk 2-10 dòng, 8-25 từ/dòng</w:t>
       </w:r>
     </w:p>
     <w:p>
@@ -2447,7 +3950,7 @@
           <w:rFonts w:ascii="Times New Roman" w:hAnsi="Times New Roman"/>
           <w:sz w:val="26"/>
         </w:rPr>
-        <w:t>Dùng unicodedata NFD decomposition để loại dấu thanh. Mục đích: dạy model KHÔNG tự thêm dấu khi text gốc không có dấu (anti-hallucination)</w:t>
+        <w:t>Dùng unicodedata NFD decomposition để loại dấu thanh trên 30% chunks. Mục đích: dạy model KHÔNG tự thêm dấu khi text gốc không có dấu.</w:t>
       </w:r>
     </w:p>
     <w:p>
@@ -2455,7 +3958,7 @@
         <w:pStyle w:val="Heading2"/>
       </w:pPr>
       <w:r>
-        <w:t>3.4. Data Augmentation</w:t>
+        <w:t>3.6. Data Augmentation</w:t>
       </w:r>
     </w:p>
     <w:p>
@@ -2470,7 +3973,7 @@
           <w:b w:val="0"/>
           <w:sz w:val="26"/>
         </w:rPr>
-        <w:t>Hệ thống áp dụng 14 loại augmentation, phân phối: 40% giữ nguyên (học dấu sạch), 60% áp dụng augmentation (tăng robustness):</w:t>
+        <w:t>Hệ thống áp dụng 14 loại augmentation: 40% giữ nguyên (học dấu sạch), 60% áp dụng augmentation (tăng robustness):</w:t>
       </w:r>
     </w:p>
     <w:tbl>
@@ -2542,7 +4045,7 @@
                 <w:b/>
                 <w:sz w:val="24"/>
               </w:rPr>
-              <w:t>Mục đích</w:t>
+              <w:t>Mô phỏng</w:t>
             </w:r>
           </w:p>
         </w:tc>
@@ -2598,7 +4101,7 @@
                 <w:rFonts w:ascii="Times New Roman" w:hAnsi="Times New Roman"/>
                 <w:sz w:val="24"/>
               </w:rPr>
-              <w:t>Mờ do nhiễu camera</w:t>
+              <w:t>Mờ do camera</w:t>
             </w:r>
           </w:p>
         </w:tc>
@@ -2674,7 +4177,7 @@
                 <w:rFonts w:ascii="Times New Roman" w:hAnsi="Times New Roman"/>
                 <w:sz w:val="24"/>
               </w:rPr>
-              <w:t>Contrast Up</w:t>
+              <w:t>Contrast Up/Down</w:t>
             </w:r>
           </w:p>
         </w:tc>
@@ -2692,7 +4195,7 @@
                 <w:rFonts w:ascii="Times New Roman" w:hAnsi="Times New Roman"/>
                 <w:sz w:val="24"/>
               </w:rPr>
-              <w:t>1.1-1.5×</w:t>
+              <w:t>1.1-1.5× / 0.65-0.9×</w:t>
             </w:r>
           </w:p>
         </w:tc>
@@ -2710,63 +4213,7 @@
                 <w:rFonts w:ascii="Times New Roman" w:hAnsi="Times New Roman"/>
                 <w:sz w:val="24"/>
               </w:rPr>
-              <w:t>Chuyển sáng</w:t>
-            </w:r>
-          </w:p>
-        </w:tc>
-      </w:tr>
-      <w:tr>
-        <w:tc>
-          <w:tcPr>
-            <w:tcW w:type="dxa" w:w="2268"/>
-          </w:tcPr>
-          <w:p>
-            <w:pPr>
-              <w:jc w:val="left"/>
-            </w:pPr>
-            <w:r/>
-            <w:r>
-              <w:rPr>
-                <w:rFonts w:ascii="Times New Roman" w:hAnsi="Times New Roman"/>
-                <w:sz w:val="24"/>
-              </w:rPr>
-              <w:t>Contrast Down</w:t>
-            </w:r>
-          </w:p>
-        </w:tc>
-        <w:tc>
-          <w:tcPr>
-            <w:tcW w:type="dxa" w:w="2268"/>
-          </w:tcPr>
-          <w:p>
-            <w:pPr>
-              <w:jc w:val="left"/>
-            </w:pPr>
-            <w:r/>
-            <w:r>
-              <w:rPr>
-                <w:rFonts w:ascii="Times New Roman" w:hAnsi="Times New Roman"/>
-                <w:sz w:val="24"/>
-              </w:rPr>
-              <w:t>0.65-0.9×</w:t>
-            </w:r>
-          </w:p>
-        </w:tc>
-        <w:tc>
-          <w:tcPr>
-            <w:tcW w:type="dxa" w:w="4535"/>
-          </w:tcPr>
-          <w:p>
-            <w:pPr>
-              <w:jc w:val="left"/>
-            </w:pPr>
-            <w:r/>
-            <w:r>
-              <w:rPr>
-                <w:rFonts w:ascii="Times New Roman" w:hAnsi="Times New Roman"/>
-                <w:sz w:val="24"/>
-              </w:rPr>
-              <w:t>Chuyển tối</w:t>
+              <w:t>Sáng/tối bất thường</w:t>
             </w:r>
           </w:p>
         </w:tc>
@@ -2878,7 +4325,7 @@
                 <w:rFonts w:ascii="Times New Roman" w:hAnsi="Times New Roman"/>
                 <w:sz w:val="24"/>
               </w:rPr>
-              <w:t>Nghiêng nhẹ</w:t>
+              <w:t>Scan nghiêng</w:t>
             </w:r>
           </w:p>
         </w:tc>
@@ -3270,7 +4717,7 @@
                 <w:rFonts w:ascii="Times New Roman" w:hAnsi="Times New Roman"/>
                 <w:sz w:val="24"/>
               </w:rPr>
-              <w:t>Mờ do chuyển động</w:t>
+              <w:t>Mờ chuyển động</w:t>
             </w:r>
           </w:p>
         </w:tc>
@@ -3334,21 +4781,6 @@
     </w:tbl>
     <w:p/>
     <w:p>
-      <w:pPr>
-        <w:spacing w:after="80" w:line="360" w:lineRule="auto"/>
-        <w:ind w:firstLine="720"/>
-        <w:jc w:val="both"/>
-      </w:pPr>
-      <w:r>
-        <w:rPr>
-          <w:rFonts w:ascii="Times New Roman" w:hAnsi="Times New Roman"/>
-          <w:b w:val="0"/>
-          <w:sz w:val="26"/>
-        </w:rPr>
-        <w:t>Stage 2 chỉ dùng augmentation nhẹ (blur, noise, jpeg, rotate) vì dữ liệu thực tế đã có đủ variation. Format output: ShareGPT với fields messages + images, phù hợp với LLaMA-Factory.</w:t>
-      </w:r>
-    </w:p>
-    <w:p>
       <w:r>
         <w:br w:type="page"/>
       </w:r>
@@ -3402,7 +4834,7 @@
         <w:br/>
         <w:t xml:space="preserve">  freeze_vision_tower = true</w:t>
         <w:br/>
-        <w:t xml:space="preserve">  freeze_multi_modal_projector = false  ← KEY</w:t>
+        <w:t xml:space="preserve">  freeze_multi_modal_projector = false  ← KEY: mở khóa Projector</w:t>
         <w:br/>
         <w:br/>
         <w:t>Training config:</w:t>
@@ -3589,7 +5021,7 @@
           <w:b w:val="0"/>
           <w:sz w:val="26"/>
         </w:rPr>
-        <w:t>Kết quả: mô hình được đánh giá thêm metric False Positive Rate — đo tỷ lệ model tự thêm dấu sai (a→ă, e→ê, o→ô, etc.).</w:t>
+        <w:t>Để đo lường, mô hình được đánh giá thêm metric False Positive Rate — tỷ lệ model tự thêm dấu sai (a→ă, e→ê, o→ô, u→ư, d→đ).</w:t>
       </w:r>
     </w:p>
     <w:p>
@@ -3891,7 +5323,7 @@
                 <w:rFonts w:ascii="Times New Roman" w:hAnsi="Times New Roman"/>
                 <w:sz w:val="24"/>
               </w:rPr>
-              <w:t>Đánh giá mỗi 200 steps với early stopping patience=3</w:t>
+              <w:t>Đánh giá mỗi 200 steps, early stopping patience=3</w:t>
             </w:r>
           </w:p>
         </w:tc>
@@ -3948,7 +5380,7 @@
           <w:b w:val="0"/>
           <w:sz w:val="26"/>
         </w:rPr>
-        <w:t>Việc tự động resume rất quan trọng vì Colab thường ngắt kết nối sau vài giờ. Notebook đọc meta.json từ dataset để xác định chính xác số lượng samples, từ đó tính steps_per_epoch = len(dataset) // (batch_size × accum_steps), tránh hardcode giá trị.</w:t>
+        <w:t>Việc tự động resume rất quan trọng vì Colab thường ngắt kết nối sau vài giờ. Notebook đọc meta.json từ dataset để xác định chính xác số lượng samples, từ đó tính steps_per_epoch = len(dataset) // (batch_size × accum_steps). Dùng constant_with_warmup scheduler thay vì cosine — cho phép resume training qua nhiều epoch mà LR không giảm về 0.</w:t>
       </w:r>
     </w:p>
     <w:p>
@@ -4849,7 +6281,7 @@
           <w:b w:val="0"/>
           <w:sz w:val="26"/>
         </w:rPr>
-        <w:t>Stage 1 áp dụng augmentation trên tất cả 50.000 ảnh train (mỗi ảnh tạo 2 bản augmentation khác nhau), trong khi val và test giữ nguyên để đánh giá công bằng. Stage 2 chỉ dùng augmentation nhẹ vì dữ liệu thực tế đã đa dạng.</w:t>
+        <w:t>Stage 1 áp dụng augmentation trên tất cả 50.000 ảnh train (mỗi ảnh tạo 2 bản augmentation khác nhau), trong khi val và test giữ nguyên để đánh giá công bằng. Stage 2 chỉ dùng augmentation nhẹ (blur, noise, jpeg, rotate) vì dữ liệu thực tế đã đa dạng. Format output: ShareGPT với fields messages + images.</w:t>
       </w:r>
     </w:p>
     <w:p>
@@ -5006,7 +6438,7 @@
                 <w:rFonts w:ascii="Times New Roman" w:hAnsi="Times New Roman"/>
                 <w:sz w:val="24"/>
               </w:rPr>
-              <w:t>50K synthetic</w:t>
+              <w:t>50K synthetic images</w:t>
             </w:r>
           </w:p>
         </w:tc>
@@ -5205,7 +6637,7 @@
           <w:rFonts w:ascii="Times New Roman" w:hAnsi="Times New Roman"/>
           <w:sz w:val="26"/>
         </w:rPr>
-        <w:t>Lưu model hoàn chỉnh dưới dạng safetensors + tokenizer + processor</w:t>
+        <w:t>Lưu model hoàn chỉnh: safetensors + tokenizer + processor</w:t>
       </w:r>
     </w:p>
     <w:p>
@@ -5354,7 +6786,7 @@
           <w:b w:val="0"/>
           <w:sz w:val="26"/>
         </w:rPr>
-        <w:t>Đồ án đã xây dựng thành công pipeline fine-tune GLM-OCR cho tiếng Việt một cách toàn diện, bao gồm:</w:t>
+        <w:t>Đồ án đã nghiên cứu và xây dựng thành công pipeline fine-tune GLM-OCR cho tiếng Việt một cách toàn diện. Kết quả chính:</w:t>
       </w:r>
     </w:p>
     <w:p>
@@ -5367,7 +6799,7 @@
           <w:rFonts w:ascii="Times New Roman" w:hAnsi="Times New Roman"/>
           <w:sz w:val="26"/>
         </w:rPr>
-        <w:t>Hệ thống sinh dữ liệu synthetic với 14 loại augmentation, 58 font, 7 mẫu đa dạng</w:t>
+        <w:t>Nghiên cứu kiến trúc GLM-OCR (0.9B params): CogViT encoder + GLM decoder + MTP</w:t>
       </w:r>
     </w:p>
     <w:p>
@@ -5380,7 +6812,7 @@
           <w:rFonts w:ascii="Times New Roman" w:hAnsi="Times New Roman"/>
           <w:sz w:val="26"/>
         </w:rPr>
-        <w:t>Crawler tin tức từ 15 nguồn Việt Nam để tạo dữ liệu thực tế (Stage 2)</w:t>
+        <w:t>Hệ thống sinh dữ liệu synthetic: 14 augmentation types, 58 fonts, 7 sample generators</w:t>
       </w:r>
     </w:p>
     <w:p>
@@ -5393,7 +6825,7 @@
           <w:rFonts w:ascii="Times New Roman" w:hAnsi="Times New Roman"/>
           <w:sz w:val="26"/>
         </w:rPr>
-        <w:t>Chiến lược two-stage curriculum learning: synthetic → real news</w:t>
+        <w:t>Crawler tin tức từ 15 nguồn Việt Nam cho Stage 2 (document-level)</w:t>
       </w:r>
     </w:p>
     <w:p>
@@ -5406,7 +6838,7 @@
           <w:rFonts w:ascii="Times New Roman" w:hAnsi="Times New Roman"/>
           <w:sz w:val="26"/>
         </w:rPr>
-        <w:t>Anti-bias design ngăn model hallucinate dấu tiếng Việt</w:t>
+        <w:t>Chiến lược two-stage curriculum learning: line-level → document-level</w:t>
       </w:r>
     </w:p>
     <w:p>
@@ -5419,7 +6851,7 @@
           <w:rFonts w:ascii="Times New Roman" w:hAnsi="Times New Roman"/>
           <w:sz w:val="26"/>
         </w:rPr>
-        <w:t>Đánh giá chi tiết: CER, WER, diacritic accuracy per group, False Positive</w:t>
+        <w:t>Anti-bias design: gen_plain_words + 30% strip diacritics ngăn hallucination</w:t>
       </w:r>
     </w:p>
     <w:p>
@@ -5432,7 +6864,7 @@
           <w:rFonts w:ascii="Times New Roman" w:hAnsi="Times New Roman"/>
           <w:sz w:val="26"/>
         </w:rPr>
-        <w:t>Tooling hoàn chỉnh: font tester, local inference, model comparison</w:t>
+        <w:t>Đánh giá chi tiết: CER, WER, diacritic accuracy per group, FP rate</w:t>
       </w:r>
     </w:p>
     <w:p>
@@ -5445,7 +6877,7 @@
           <w:rFonts w:ascii="Times New Roman" w:hAnsi="Times New Roman"/>
           <w:sz w:val="26"/>
         </w:rPr>
-        <w:t>Tối ưu cho Google Colab T4: auto-resume, auto-save Drive, ~2h/epoch</w:t>
+        <w:t>Tooling: font tester, local inference, model comparison, Ollama deploy</w:t>
       </w:r>
     </w:p>
     <w:p>
@@ -5458,7 +6890,7 @@
           <w:rFonts w:ascii="Times New Roman" w:hAnsi="Times New Roman"/>
           <w:sz w:val="26"/>
         </w:rPr>
-        <w:t>Triển khai qua Ollama với model ~2.1 GB</w:t>
+        <w:t>Tối ưu Colab T4: auto-resume, ~6.9GB VRAM, ~2h/epoch</w:t>
       </w:r>
     </w:p>
     <w:p>
@@ -5481,7 +6913,72 @@
           <w:b w:val="0"/>
           <w:sz w:val="26"/>
         </w:rPr>
-        <w:t>Các đóng góp chính của đồ án bao gồm: (1) Thiết kế pipeline synthetic data generation chuyên biệt cho tiếng Việt với cơ chế confusion pairs và grouped words; (2) Chiến lược anti-bias dual-layer kết hợp gen_plain_words và strip diacritics; (3) Áp dụng two-stage curriculum learning cho OCR tiếng Việt trên GLM-OCR; (4) Hệ thống đánh giá bao gồm cả False Positive rate — metric quan trọng cho production nhưng thường bị bỏ qua.</w:t>
+        <w:t>Các đóng góp chính của đồ án:</w:t>
+      </w:r>
+    </w:p>
+    <w:p>
+      <w:pPr>
+        <w:pStyle w:val="ListBullet"/>
+        <w:spacing w:after="40" w:line="360" w:lineRule="auto"/>
+      </w:pPr>
+      <w:r>
+        <w:rPr>
+          <w:rFonts w:ascii="Times New Roman" w:hAnsi="Times New Roman"/>
+          <w:sz w:val="26"/>
+        </w:rPr>
+        <w:t>Pipeline synthetic data generation chuyên biệt cho tiếng Việt với confusion pairs và grouped words</w:t>
+      </w:r>
+    </w:p>
+    <w:p>
+      <w:pPr>
+        <w:pStyle w:val="ListBullet"/>
+        <w:spacing w:after="40" w:line="360" w:lineRule="auto"/>
+      </w:pPr>
+      <w:r>
+        <w:rPr>
+          <w:rFonts w:ascii="Times New Roman" w:hAnsi="Times New Roman"/>
+          <w:sz w:val="26"/>
+        </w:rPr>
+        <w:t>Chiến lược anti-bias dual-layer: gen_plain_words (Stage 1) + strip diacritics (Stage 2)</w:t>
+      </w:r>
+    </w:p>
+    <w:p>
+      <w:pPr>
+        <w:pStyle w:val="ListBullet"/>
+        <w:spacing w:after="40" w:line="360" w:lineRule="auto"/>
+      </w:pPr>
+      <w:r>
+        <w:rPr>
+          <w:rFonts w:ascii="Times New Roman" w:hAnsi="Times New Roman"/>
+          <w:sz w:val="26"/>
+        </w:rPr>
+        <w:t>Áp dụng two-stage curriculum learning cho OCR tiếng Việt trên GLM-OCR</w:t>
+      </w:r>
+    </w:p>
+    <w:p>
+      <w:pPr>
+        <w:pStyle w:val="ListBullet"/>
+        <w:spacing w:after="40" w:line="360" w:lineRule="auto"/>
+      </w:pPr>
+      <w:r>
+        <w:rPr>
+          <w:rFonts w:ascii="Times New Roman" w:hAnsi="Times New Roman"/>
+          <w:sz w:val="26"/>
+        </w:rPr>
+        <w:t>Hệ thống đánh giá bao gồm False Positive rate — metric quan trọng cho production</w:t>
+      </w:r>
+    </w:p>
+    <w:p>
+      <w:pPr>
+        <w:pStyle w:val="ListBullet"/>
+        <w:spacing w:after="40" w:line="360" w:lineRule="auto"/>
+      </w:pPr>
+      <w:r>
+        <w:rPr>
+          <w:rFonts w:ascii="Times New Roman" w:hAnsi="Times New Roman"/>
+          <w:sz w:val="26"/>
+        </w:rPr>
+        <w:t>Pipeline hoàn chỉnh từ data generation → training → evaluation → deployment</w:t>
       </w:r>
     </w:p>
     <w:p>
@@ -5530,7 +7027,7 @@
           <w:rFonts w:ascii="Times New Roman" w:hAnsi="Times New Roman"/>
           <w:sz w:val="26"/>
         </w:rPr>
-        <w:t>Thu thập thêm dữ liệu thực tế từ hóa đơn, chứng minh thư, hợp đồng</w:t>
+        <w:t>Thu thập thêm dữ liệu thực tế: hóa đơn, CMND/CCCD, hợp đồng</w:t>
       </w:r>
     </w:p>
     <w:p>
@@ -5573,6 +7070,19 @@
       </w:r>
     </w:p>
     <w:p>
+      <w:pPr>
+        <w:pStyle w:val="ListBullet"/>
+        <w:spacing w:after="40" w:line="360" w:lineRule="auto"/>
+      </w:pPr>
+      <w:r>
+        <w:rPr>
+          <w:rFonts w:ascii="Times New Roman" w:hAnsi="Times New Roman"/>
+          <w:sz w:val="26"/>
+        </w:rPr>
+        <w:t>So sánh với các mô hình VLM khác: Qwen2.5-VL, PaddleOCR-VL, OlmOCR</w:t>
+      </w:r>
+    </w:p>
+    <w:p>
       <w:r>
         <w:br w:type="page"/>
       </w:r>
@@ -5595,7 +7105,7 @@
           <w:rFonts w:ascii="Times New Roman" w:hAnsi="Times New Roman"/>
           <w:sz w:val="24"/>
         </w:rPr>
-        <w:t>[1] zai-org, "GLM-OCR: A Vision-Language Model for Optical Character Recognition," HuggingFace, 2025.</w:t>
+        <w:t>[1] Zhipu AI (Z.ai), "GLM-OCR: An Efficient 0.9B-Parameter Compact Multimodal Model for Real-World Document Understanding," arXiv:2603.10910, 2025.</w:t>
       </w:r>
     </w:p>
     <w:p>
@@ -5621,7 +7131,7 @@
           <w:rFonts w:ascii="Times New Roman" w:hAnsi="Times New Roman"/>
           <w:sz w:val="24"/>
         </w:rPr>
-        <w:t>[3] Touvron, H. et al., "LLaMA: Open and Efficient Foundation Language Models," arXiv:2302.13971, 2023.</w:t>
+        <w:t>[3] Bai, S. et al., "Qwen2.5-VL Technical Report," arXiv, 2025.</w:t>
       </w:r>
     </w:p>
     <w:p>
@@ -5634,7 +7144,7 @@
           <w:rFonts w:ascii="Times New Roman" w:hAnsi="Times New Roman"/>
           <w:sz w:val="24"/>
         </w:rPr>
-        <w:t>[4] InternVL Team, "InternVL: An Open-Source Alternative to GPT-4V," 2024.</w:t>
+        <w:t>[4] Wang, Y. et al., "VARY: An OCR-free Visual Language Model for Document Analysis," 2024.</w:t>
       </w:r>
     </w:p>
     <w:p>
@@ -5647,7 +7157,7 @@
           <w:rFonts w:ascii="Times New Roman" w:hAnsi="Times New Roman"/>
           <w:sz w:val="24"/>
         </w:rPr>
-        <w:t>[5] Bai, S. et al., "Qwen-VL: A Versatile Vision-Language Model," arXiv:2308.12966, 2023.</w:t>
+        <w:t>[5] Li, J. et al., "TrOCR: Transformer-based Optical Character Recognition with Pre-trained Models," AAAI, 2023.</w:t>
       </w:r>
     </w:p>
     <w:p>
@@ -5660,7 +7170,7 @@
           <w:rFonts w:ascii="Times New Roman" w:hAnsi="Times New Roman"/>
           <w:sz w:val="24"/>
         </w:rPr>
-        <w:t>[6] Wang, Y. et al., "VARY: An OCR-free Visual Language Model for Document Analysis," 2024.</w:t>
+        <w:t>[6] Liu, H. et al., "Monkey: Image Resolution and Text Label Are Important Things for OCR," 2024.</w:t>
       </w:r>
     </w:p>
     <w:p>
@@ -5673,7 +7183,7 @@
           <w:rFonts w:ascii="Times New Roman" w:hAnsi="Times New Roman"/>
           <w:sz w:val="24"/>
         </w:rPr>
-        <w:t>[7] Li, J. et al., "TrOCR: Transformer-based Optical Character Recognition with Pre-trained Models," AAAI, 2023.</w:t>
+        <w:t>[7] InternVL Team, "InternVL2: Better than the Best GPT-4o," 2024.</w:t>
       </w:r>
     </w:p>
     <w:p>
@@ -5686,7 +7196,7 @@
           <w:rFonts w:ascii="Times New Roman" w:hAnsi="Times New Roman"/>
           <w:sz w:val="24"/>
         </w:rPr>
-        <w:t>[8] Liu, H. et al., "Monkey: Image Resolution and Text Label Are Important Things for OCR," 2024.</w:t>
+        <w:t>[8] LLaMA-Factory, "Unified Efficient Fine-Tuning of 100+ Language Models," GitHub, 2024.</w:t>
       </w:r>
     </w:p>
     <w:p>
@@ -5699,7 +7209,7 @@
           <w:rFonts w:ascii="Times New Roman" w:hAnsi="Times New Roman"/>
           <w:sz w:val="24"/>
         </w:rPr>
-        <w:t>[9] LLaMA-Factory, "Unified Efficient Fine-Tuning of 100+ Language Models," GitHub, 2024.</w:t>
+        <w:t>[9] PaddleOCR Team, "PP-DocLayout-V3: Document Layout Analysis," 2025.</w:t>
       </w:r>
     </w:p>
     <w:p>
